--- a/DB/SQL NoSQL.docx
+++ b/DB/SQL NoSQL.docx
@@ -19,6 +19,71 @@
     <w:p>
       <w:pPr>
         <w:numPr>
+          <w:numId w:val="0"/>
+        </w:numPr>
+        <w:rPr>
+          <w:rFonts w:hint="default"/>
+          <w:lang w:val="en-US"/>
+        </w:rPr>
+      </w:pPr>
+      <w:r>
+        <w:rPr>
+          <w:rFonts w:hint="default"/>
+          <w:lang w:val="en-US"/>
+        </w:rPr>
+        <w:t xml:space="preserve">Ans: </w:t>
+      </w:r>
+    </w:p>
+    <w:p>
+      <w:pPr>
+        <w:numPr>
+          <w:numId w:val="0"/>
+        </w:numPr>
+        <w:rPr>
+          <w:rFonts w:hint="default"/>
+          <w:lang w:val="en-US"/>
+        </w:rPr>
+      </w:pPr>
+      <w:r>
+        <w:rPr>
+          <w:rFonts w:hint="default"/>
+          <w:lang w:val="en-US"/>
+        </w:rPr>
+        <w:t>In my current project, we are using MongoDB as our NoSQL database. It stores data in a document (JSON/BSON) format and is well suited for handling high volumes of semi-structured data. It also supports horizontal scaling through sharding, making it a good choice for scalable applications.</w:t>
+      </w:r>
+    </w:p>
+    <w:p>
+      <w:pPr>
+        <w:numPr>
+          <w:numId w:val="0"/>
+        </w:numPr>
+        <w:rPr>
+          <w:rFonts w:hint="default"/>
+          <w:lang w:val="en-US"/>
+        </w:rPr>
+      </w:pPr>
+    </w:p>
+    <w:p>
+      <w:pPr>
+        <w:numPr>
+          <w:numId w:val="0"/>
+        </w:numPr>
+        <w:rPr>
+          <w:rFonts w:hint="default"/>
+          <w:lang w:val="en-US"/>
+        </w:rPr>
+      </w:pPr>
+      <w:r>
+        <w:rPr>
+          <w:rFonts w:hint="default"/>
+          <w:lang w:val="en-US"/>
+        </w:rPr>
+        <w:t>In my previous projects, I worked with PostgreSQL and Oracle as relational databases. We used them for transactional data because they provide ACID compliance, strong consistency, and support for complex SQL queries.</w:t>
+      </w:r>
+    </w:p>
+    <w:p>
+      <w:pPr>
+        <w:numPr>
           <w:ilvl w:val="0"/>
           <w:numId w:val="1"/>
         </w:numPr>
@@ -36,6 +101,42 @@
     <w:p>
       <w:pPr>
         <w:numPr>
+          <w:numId w:val="0"/>
+        </w:numPr>
+        <w:rPr>
+          <w:rFonts w:hint="default"/>
+          <w:lang w:val="en-US"/>
+        </w:rPr>
+      </w:pPr>
+      <w:r>
+        <w:rPr>
+          <w:rFonts w:hint="default"/>
+          <w:lang w:val="en-US"/>
+        </w:rPr>
+        <w:t xml:space="preserve">Ans: </w:t>
+      </w:r>
+    </w:p>
+    <w:p>
+      <w:pPr>
+        <w:numPr>
+          <w:numId w:val="0"/>
+        </w:numPr>
+        <w:rPr>
+          <w:rFonts w:hint="default"/>
+          <w:lang w:val="en-US"/>
+        </w:rPr>
+      </w:pPr>
+      <w:r>
+        <w:rPr>
+          <w:rFonts w:hint="default"/>
+          <w:lang w:val="en-US"/>
+        </w:rPr>
+        <w:t>The N+1 problem is a performance issue in Hibernate caused by lazy loading of related entities. For example, if I fetch 100 employees, Hibernate executes one query to load the employees and then one additional query for each employee to load its related department. This results in 101 database queries instead of just one, which impacts performance. We can avoid it by using JOIN FETCH, @EntityGraph, DTO projections, or batch fetching depending on the use case.</w:t>
+      </w:r>
+    </w:p>
+    <w:p>
+      <w:pPr>
+        <w:numPr>
           <w:ilvl w:val="0"/>
           <w:numId w:val="1"/>
         </w:numPr>
@@ -70,6 +171,7 @@
     <w:p>
       <w:pPr>
         <w:numPr>
+          <w:ilvl w:val="0"/>
           <w:numId w:val="0"/>
         </w:numPr>
         <w:rPr>
@@ -93,6 +195,7 @@
     <w:p>
       <w:pPr>
         <w:numPr>
+          <w:ilvl w:val="0"/>
           <w:numId w:val="0"/>
         </w:numPr>
         <w:rPr>
@@ -104,6 +207,420 @@
           <w:rFonts w:hint="default"/>
         </w:rPr>
         <w:t>How to create a relationship?</w:t>
+      </w:r>
+    </w:p>
+    <w:p>
+      <w:pPr>
+        <w:numPr>
+          <w:ilvl w:val="0"/>
+          <w:numId w:val="0"/>
+        </w:numPr>
+        <w:rPr>
+          <w:rFonts w:hint="default"/>
+          <w:lang w:val="en-US"/>
+        </w:rPr>
+      </w:pPr>
+      <w:r>
+        <w:rPr>
+          <w:rFonts w:hint="default"/>
+          <w:lang w:val="en-US"/>
+        </w:rPr>
+        <w:t>Ans: @Entity</w:t>
+      </w:r>
+    </w:p>
+    <w:p>
+      <w:pPr>
+        <w:numPr>
+          <w:ilvl w:val="0"/>
+          <w:numId w:val="0"/>
+        </w:numPr>
+        <w:rPr>
+          <w:rFonts w:hint="default"/>
+          <w:lang w:val="en-US"/>
+        </w:rPr>
+      </w:pPr>
+      <w:r>
+        <w:rPr>
+          <w:rFonts w:hint="default"/>
+          <w:lang w:val="en-US"/>
+        </w:rPr>
+        <w:t>public class Employee {</w:t>
+      </w:r>
+    </w:p>
+    <w:p>
+      <w:pPr>
+        <w:numPr>
+          <w:ilvl w:val="0"/>
+          <w:numId w:val="0"/>
+        </w:numPr>
+        <w:rPr>
+          <w:rFonts w:hint="default"/>
+          <w:lang w:val="en-US"/>
+        </w:rPr>
+      </w:pPr>
+    </w:p>
+    <w:p>
+      <w:pPr>
+        <w:numPr>
+          <w:ilvl w:val="0"/>
+          <w:numId w:val="0"/>
+        </w:numPr>
+        <w:rPr>
+          <w:rFonts w:hint="default"/>
+          <w:lang w:val="en-US"/>
+        </w:rPr>
+      </w:pPr>
+      <w:r>
+        <w:rPr>
+          <w:rFonts w:hint="default"/>
+          <w:lang w:val="en-US"/>
+        </w:rPr>
+        <w:t xml:space="preserve">    @Id</w:t>
+      </w:r>
+    </w:p>
+    <w:p>
+      <w:pPr>
+        <w:numPr>
+          <w:ilvl w:val="0"/>
+          <w:numId w:val="0"/>
+        </w:numPr>
+        <w:rPr>
+          <w:rFonts w:hint="default"/>
+          <w:lang w:val="en-US"/>
+        </w:rPr>
+      </w:pPr>
+      <w:r>
+        <w:rPr>
+          <w:rFonts w:hint="default"/>
+          <w:lang w:val="en-US"/>
+        </w:rPr>
+        <w:t xml:space="preserve">    private Long id;</w:t>
+      </w:r>
+    </w:p>
+    <w:p>
+      <w:pPr>
+        <w:numPr>
+          <w:ilvl w:val="0"/>
+          <w:numId w:val="0"/>
+        </w:numPr>
+        <w:rPr>
+          <w:rFonts w:hint="default"/>
+          <w:lang w:val="en-US"/>
+        </w:rPr>
+      </w:pPr>
+    </w:p>
+    <w:p>
+      <w:pPr>
+        <w:numPr>
+          <w:ilvl w:val="0"/>
+          <w:numId w:val="0"/>
+        </w:numPr>
+        <w:rPr>
+          <w:rFonts w:hint="default"/>
+          <w:lang w:val="en-US"/>
+        </w:rPr>
+      </w:pPr>
+      <w:r>
+        <w:rPr>
+          <w:rFonts w:hint="default"/>
+          <w:lang w:val="en-US"/>
+        </w:rPr>
+        <w:t xml:space="preserve">    private String name;</w:t>
+      </w:r>
+    </w:p>
+    <w:p>
+      <w:pPr>
+        <w:numPr>
+          <w:ilvl w:val="0"/>
+          <w:numId w:val="0"/>
+        </w:numPr>
+        <w:rPr>
+          <w:rFonts w:hint="default"/>
+          <w:lang w:val="en-US"/>
+        </w:rPr>
+      </w:pPr>
+    </w:p>
+    <w:p>
+      <w:pPr>
+        <w:numPr>
+          <w:ilvl w:val="0"/>
+          <w:numId w:val="0"/>
+        </w:numPr>
+        <w:rPr>
+          <w:rFonts w:hint="default"/>
+          <w:lang w:val="en-US"/>
+        </w:rPr>
+      </w:pPr>
+      <w:r>
+        <w:rPr>
+          <w:rFonts w:hint="default"/>
+          <w:lang w:val="en-US"/>
+        </w:rPr>
+        <w:t xml:space="preserve">    @ManyToOne(fetch = FetchType.LAZY)</w:t>
+      </w:r>
+    </w:p>
+    <w:p>
+      <w:pPr>
+        <w:numPr>
+          <w:ilvl w:val="0"/>
+          <w:numId w:val="0"/>
+        </w:numPr>
+        <w:rPr>
+          <w:rFonts w:hint="default"/>
+          <w:lang w:val="en-US"/>
+        </w:rPr>
+      </w:pPr>
+      <w:r>
+        <w:rPr>
+          <w:rFonts w:hint="default"/>
+          <w:lang w:val="en-US"/>
+        </w:rPr>
+        <w:t xml:space="preserve">    @JoinColumn(name = "department_id")</w:t>
+      </w:r>
+    </w:p>
+    <w:p>
+      <w:pPr>
+        <w:numPr>
+          <w:ilvl w:val="0"/>
+          <w:numId w:val="0"/>
+        </w:numPr>
+        <w:rPr>
+          <w:rFonts w:hint="default"/>
+          <w:lang w:val="en-US"/>
+        </w:rPr>
+      </w:pPr>
+      <w:r>
+        <w:rPr>
+          <w:rFonts w:hint="default"/>
+          <w:lang w:val="en-US"/>
+        </w:rPr>
+        <w:t xml:space="preserve">    private Department department;</w:t>
+      </w:r>
+    </w:p>
+    <w:p>
+      <w:pPr>
+        <w:numPr>
+          <w:ilvl w:val="0"/>
+          <w:numId w:val="0"/>
+        </w:numPr>
+        <w:rPr>
+          <w:rFonts w:hint="default"/>
+          <w:lang w:val="en-US"/>
+        </w:rPr>
+      </w:pPr>
+      <w:r>
+        <w:rPr>
+          <w:rFonts w:hint="default"/>
+          <w:lang w:val="en-US"/>
+        </w:rPr>
+        <w:t>}</w:t>
+      </w:r>
+    </w:p>
+    <w:p>
+      <w:pPr>
+        <w:numPr>
+          <w:ilvl w:val="0"/>
+          <w:numId w:val="0"/>
+        </w:numPr>
+        <w:rPr>
+          <w:rFonts w:hint="default"/>
+          <w:lang w:val="en-US"/>
+        </w:rPr>
+      </w:pPr>
+      <w:r>
+        <w:rPr>
+          <w:rFonts w:hint="default"/>
+          <w:lang w:val="en-US"/>
+        </w:rPr>
+        <w:t>Department (Inverse Side)</w:t>
+      </w:r>
+    </w:p>
+    <w:p>
+      <w:pPr>
+        <w:numPr>
+          <w:ilvl w:val="0"/>
+          <w:numId w:val="0"/>
+        </w:numPr>
+        <w:rPr>
+          <w:rFonts w:hint="default"/>
+          <w:lang w:val="en-US"/>
+        </w:rPr>
+      </w:pPr>
+      <w:r>
+        <w:rPr>
+          <w:rFonts w:hint="default"/>
+          <w:lang w:val="en-US"/>
+        </w:rPr>
+        <w:t>@Entity</w:t>
+      </w:r>
+    </w:p>
+    <w:p>
+      <w:pPr>
+        <w:numPr>
+          <w:ilvl w:val="0"/>
+          <w:numId w:val="0"/>
+        </w:numPr>
+        <w:rPr>
+          <w:rFonts w:hint="default"/>
+          <w:lang w:val="en-US"/>
+        </w:rPr>
+      </w:pPr>
+      <w:r>
+        <w:rPr>
+          <w:rFonts w:hint="default"/>
+          <w:lang w:val="en-US"/>
+        </w:rPr>
+        <w:t>public class Department {</w:t>
+      </w:r>
+    </w:p>
+    <w:p>
+      <w:pPr>
+        <w:numPr>
+          <w:ilvl w:val="0"/>
+          <w:numId w:val="0"/>
+        </w:numPr>
+        <w:rPr>
+          <w:rFonts w:hint="default"/>
+          <w:lang w:val="en-US"/>
+        </w:rPr>
+      </w:pPr>
+    </w:p>
+    <w:p>
+      <w:pPr>
+        <w:numPr>
+          <w:ilvl w:val="0"/>
+          <w:numId w:val="0"/>
+        </w:numPr>
+        <w:rPr>
+          <w:rFonts w:hint="default"/>
+          <w:lang w:val="en-US"/>
+        </w:rPr>
+      </w:pPr>
+      <w:r>
+        <w:rPr>
+          <w:rFonts w:hint="default"/>
+          <w:lang w:val="en-US"/>
+        </w:rPr>
+        <w:t xml:space="preserve">    @Id</w:t>
+      </w:r>
+    </w:p>
+    <w:p>
+      <w:pPr>
+        <w:numPr>
+          <w:ilvl w:val="0"/>
+          <w:numId w:val="0"/>
+        </w:numPr>
+        <w:rPr>
+          <w:rFonts w:hint="default"/>
+          <w:lang w:val="en-US"/>
+        </w:rPr>
+      </w:pPr>
+      <w:r>
+        <w:rPr>
+          <w:rFonts w:hint="default"/>
+          <w:lang w:val="en-US"/>
+        </w:rPr>
+        <w:t xml:space="preserve">    private Long id;</w:t>
+      </w:r>
+    </w:p>
+    <w:p>
+      <w:pPr>
+        <w:numPr>
+          <w:ilvl w:val="0"/>
+          <w:numId w:val="0"/>
+        </w:numPr>
+        <w:rPr>
+          <w:rFonts w:hint="default"/>
+          <w:lang w:val="en-US"/>
+        </w:rPr>
+      </w:pPr>
+    </w:p>
+    <w:p>
+      <w:pPr>
+        <w:numPr>
+          <w:ilvl w:val="0"/>
+          <w:numId w:val="0"/>
+        </w:numPr>
+        <w:rPr>
+          <w:rFonts w:hint="default"/>
+          <w:lang w:val="en-US"/>
+        </w:rPr>
+      </w:pPr>
+      <w:r>
+        <w:rPr>
+          <w:rFonts w:hint="default"/>
+          <w:lang w:val="en-US"/>
+        </w:rPr>
+        <w:t xml:space="preserve">    private String name;</w:t>
+      </w:r>
+    </w:p>
+    <w:p>
+      <w:pPr>
+        <w:numPr>
+          <w:ilvl w:val="0"/>
+          <w:numId w:val="0"/>
+        </w:numPr>
+        <w:rPr>
+          <w:rFonts w:hint="default"/>
+          <w:lang w:val="en-US"/>
+        </w:rPr>
+      </w:pPr>
+    </w:p>
+    <w:p>
+      <w:pPr>
+        <w:numPr>
+          <w:ilvl w:val="0"/>
+          <w:numId w:val="0"/>
+        </w:numPr>
+        <w:rPr>
+          <w:rFonts w:hint="default"/>
+          <w:lang w:val="en-US"/>
+        </w:rPr>
+      </w:pPr>
+      <w:r>
+        <w:rPr>
+          <w:rFonts w:hint="default"/>
+          <w:lang w:val="en-US"/>
+        </w:rPr>
+        <w:t xml:space="preserve">    @OneToMany(mappedBy = "department")</w:t>
+      </w:r>
+    </w:p>
+    <w:p>
+      <w:pPr>
+        <w:numPr>
+          <w:ilvl w:val="0"/>
+          <w:numId w:val="0"/>
+        </w:numPr>
+        <w:rPr>
+          <w:rFonts w:hint="default"/>
+          <w:lang w:val="en-US"/>
+        </w:rPr>
+      </w:pPr>
+      <w:r>
+        <w:rPr>
+          <w:rFonts w:hint="default"/>
+          <w:lang w:val="en-US"/>
+        </w:rPr>
+        <w:t xml:space="preserve">    private List&lt;Employee&gt; employees;</w:t>
+      </w:r>
+    </w:p>
+    <w:p>
+      <w:pPr>
+        <w:numPr>
+          <w:ilvl w:val="0"/>
+          <w:numId w:val="0"/>
+        </w:numPr>
+        <w:rPr>
+          <w:rFonts w:hint="default"/>
+          <w:lang w:val="en-US"/>
+        </w:rPr>
+      </w:pPr>
+      <w:r>
+        <w:rPr>
+          <w:rFonts w:hint="default"/>
+          <w:lang w:val="en-US"/>
+        </w:rPr>
+        <w:t>}</w:t>
       </w:r>
     </w:p>
     <w:p>
@@ -129,6 +646,144 @@
     <w:p>
       <w:pPr>
         <w:numPr>
+          <w:numId w:val="0"/>
+        </w:numPr>
+        <w:ind w:leftChars="0"/>
+        <w:rPr>
+          <w:rFonts w:hint="default"/>
+          <w:lang w:val="en-US"/>
+        </w:rPr>
+      </w:pPr>
+      <w:r>
+        <w:rPr>
+          <w:rFonts w:hint="default"/>
+          <w:lang w:val="en-US"/>
+        </w:rPr>
+        <w:t>Ans: ACID properties ensure that database transactions are reliable and maintain data consistency.</w:t>
+      </w:r>
+    </w:p>
+    <w:p>
+      <w:pPr>
+        <w:numPr>
+          <w:numId w:val="0"/>
+        </w:numPr>
+        <w:ind w:leftChars="0"/>
+        <w:rPr>
+          <w:rFonts w:hint="default"/>
+          <w:lang w:val="en-US"/>
+        </w:rPr>
+      </w:pPr>
+    </w:p>
+    <w:p>
+      <w:pPr>
+        <w:numPr>
+          <w:numId w:val="0"/>
+        </w:numPr>
+        <w:ind w:leftChars="0"/>
+        <w:rPr>
+          <w:rFonts w:hint="default"/>
+          <w:lang w:val="en-US"/>
+        </w:rPr>
+      </w:pPr>
+      <w:r>
+        <w:rPr>
+          <w:rFonts w:hint="default"/>
+          <w:lang w:val="en-US"/>
+        </w:rPr>
+        <w:t>As a developer, I don't implement ACID myself because it is provided by relational databases like PostgreSQL and Oracle. However, I need to write my application in a way that correctly uses database transactions.</w:t>
+      </w:r>
+    </w:p>
+    <w:p>
+      <w:pPr>
+        <w:numPr>
+          <w:numId w:val="0"/>
+        </w:numPr>
+        <w:ind w:leftChars="0"/>
+        <w:rPr>
+          <w:rFonts w:hint="default"/>
+          <w:lang w:val="en-US"/>
+        </w:rPr>
+      </w:pPr>
+    </w:p>
+    <w:p>
+      <w:pPr>
+        <w:numPr>
+          <w:numId w:val="0"/>
+        </w:numPr>
+        <w:ind w:leftChars="0"/>
+        <w:rPr>
+          <w:rFonts w:hint="default"/>
+          <w:lang w:val="en-US"/>
+        </w:rPr>
+      </w:pPr>
+      <w:r>
+        <w:rPr>
+          <w:rFonts w:hint="default"/>
+          <w:lang w:val="en-US"/>
+        </w:rPr>
+        <w:t>Atomicity</w:t>
+      </w:r>
+    </w:p>
+    <w:p>
+      <w:pPr>
+        <w:numPr>
+          <w:numId w:val="0"/>
+        </w:numPr>
+        <w:ind w:leftChars="0"/>
+        <w:rPr>
+          <w:rFonts w:hint="default"/>
+          <w:lang w:val="en-US"/>
+        </w:rPr>
+      </w:pPr>
+      <w:r>
+        <w:rPr>
+          <w:rFonts w:hint="default"/>
+          <w:lang w:val="en-US"/>
+        </w:rPr>
+        <w:t>Consistency</w:t>
+      </w:r>
+    </w:p>
+    <w:p>
+      <w:pPr>
+        <w:numPr>
+          <w:numId w:val="0"/>
+        </w:numPr>
+        <w:ind w:leftChars="0"/>
+        <w:rPr>
+          <w:rFonts w:hint="default"/>
+          <w:lang w:val="en-US"/>
+        </w:rPr>
+      </w:pPr>
+      <w:r>
+        <w:rPr>
+          <w:rFonts w:hint="default"/>
+          <w:lang w:val="en-US"/>
+        </w:rPr>
+        <w:t>Isolation</w:t>
+      </w:r>
+    </w:p>
+    <w:p>
+      <w:pPr>
+        <w:numPr>
+          <w:numId w:val="0"/>
+        </w:numPr>
+        <w:ind w:leftChars="0"/>
+        <w:rPr>
+          <w:rFonts w:hint="default"/>
+          <w:lang w:val="en-US"/>
+        </w:rPr>
+      </w:pPr>
+      <w:r>
+        <w:rPr>
+          <w:rFonts w:hint="default"/>
+          <w:lang w:val="en-US"/>
+        </w:rPr>
+        <w:t>Durability</w:t>
+      </w:r>
+    </w:p>
+    <w:p>
+      <w:pPr>
+        <w:numPr>
           <w:ilvl w:val="0"/>
           <w:numId w:val="1"/>
         </w:numPr>
@@ -149,6 +804,579 @@
     <w:p>
       <w:pPr>
         <w:numPr>
+          <w:numId w:val="0"/>
+        </w:numPr>
+        <w:ind w:leftChars="0"/>
+        <w:rPr>
+          <w:rFonts w:hint="default"/>
+          <w:lang w:val="en-US"/>
+        </w:rPr>
+      </w:pPr>
+      <w:r>
+        <w:rPr>
+          <w:rFonts w:hint="default"/>
+          <w:lang w:val="en-US"/>
+        </w:rPr>
+        <w:t xml:space="preserve">Ans : </w:t>
+      </w:r>
+    </w:p>
+    <w:tbl>
+      <w:tblPr>
+        <w:tblW w:w="0" w:type="auto"/>
+        <w:tblCellSpacing w:w="15" w:type="dxa"/>
+        <w:tblInd w:w="0" w:type="dxa"/>
+        <w:tblBorders>
+          <w:top w:val="none" w:color="auto" w:sz="0" w:space="0"/>
+          <w:left w:val="none" w:color="auto" w:sz="0" w:space="0"/>
+          <w:bottom w:val="none" w:color="auto" w:sz="0" w:space="0"/>
+          <w:right w:val="none" w:color="auto" w:sz="0" w:space="0"/>
+          <w:insideH w:val="none" w:color="auto" w:sz="0" w:space="0"/>
+          <w:insideV w:val="none" w:color="auto" w:sz="0" w:space="0"/>
+        </w:tblBorders>
+        <w:shd w:val="clear"/>
+        <w:tblLayout w:type="autofit"/>
+        <w:tblCellMar>
+          <w:top w:w="15" w:type="dxa"/>
+          <w:left w:w="15" w:type="dxa"/>
+          <w:bottom w:w="15" w:type="dxa"/>
+          <w:right w:w="15" w:type="dxa"/>
+        </w:tblCellMar>
+      </w:tblPr>
+      <w:tblGrid>
+        <w:gridCol w:w="1080"/>
+        <w:gridCol w:w="3331"/>
+        <w:gridCol w:w="3985"/>
+      </w:tblGrid>
+      <w:tr>
+        <w:tblPrEx>
+          <w:tblBorders>
+            <w:top w:val="none" w:color="auto" w:sz="0" w:space="0"/>
+            <w:left w:val="none" w:color="auto" w:sz="0" w:space="0"/>
+            <w:bottom w:val="none" w:color="auto" w:sz="0" w:space="0"/>
+            <w:right w:val="none" w:color="auto" w:sz="0" w:space="0"/>
+            <w:insideH w:val="none" w:color="auto" w:sz="0" w:space="0"/>
+            <w:insideV w:val="none" w:color="auto" w:sz="0" w:space="0"/>
+          </w:tblBorders>
+          <w:tblCellMar>
+            <w:top w:w="15" w:type="dxa"/>
+            <w:left w:w="15" w:type="dxa"/>
+            <w:bottom w:w="15" w:type="dxa"/>
+            <w:right w:w="15" w:type="dxa"/>
+          </w:tblCellMar>
+        </w:tblPrEx>
+        <w:trPr>
+          <w:tblHeader/>
+          <w:tblCellSpacing w:w="15" w:type="dxa"/>
+        </w:trPr>
+        <w:tc>
+          <w:tcPr>
+            <w:tcW w:w="0" w:type="auto"/>
+            <w:shd w:val="clear"/>
+            <w:vAlign w:val="center"/>
+          </w:tcPr>
+          <w:p>
+            <w:pPr>
+              <w:keepNext w:val="0"/>
+              <w:keepLines w:val="0"/>
+              <w:widowControl/>
+              <w:suppressLineNumbers w:val="0"/>
+              <w:jc w:val="center"/>
+              <w:rPr>
+                <w:b/>
+                <w:bCs/>
+              </w:rPr>
+            </w:pPr>
+            <w:r>
+              <w:rPr>
+                <w:rFonts w:ascii="SimSun" w:hAnsi="SimSun" w:eastAsia="SimSun" w:cs="SimSun"/>
+                <w:b/>
+                <w:bCs/>
+                <w:kern w:val="0"/>
+                <w:sz w:val="24"/>
+                <w:szCs w:val="24"/>
+                <w:lang w:val="en-US" w:eastAsia="zh-CN" w:bidi="ar"/>
+              </w:rPr>
+              <w:t>Feature</w:t>
+            </w:r>
+          </w:p>
+        </w:tc>
+        <w:tc>
+          <w:tcPr>
+            <w:tcW w:w="0" w:type="auto"/>
+            <w:shd w:val="clear"/>
+            <w:vAlign w:val="center"/>
+          </w:tcPr>
+          <w:p>
+            <w:pPr>
+              <w:keepNext w:val="0"/>
+              <w:keepLines w:val="0"/>
+              <w:widowControl/>
+              <w:suppressLineNumbers w:val="0"/>
+              <w:jc w:val="center"/>
+              <w:rPr>
+                <w:b/>
+                <w:bCs/>
+              </w:rPr>
+            </w:pPr>
+            <w:r>
+              <w:rPr>
+                <w:rFonts w:ascii="SimSun" w:hAnsi="SimSun" w:eastAsia="SimSun" w:cs="SimSun"/>
+                <w:b/>
+                <w:bCs/>
+                <w:kern w:val="0"/>
+                <w:sz w:val="24"/>
+                <w:szCs w:val="24"/>
+                <w:lang w:val="en-US" w:eastAsia="zh-CN" w:bidi="ar"/>
+              </w:rPr>
+              <w:t>PostgreSQL / Oracle</w:t>
+            </w:r>
+          </w:p>
+        </w:tc>
+        <w:tc>
+          <w:tcPr>
+            <w:tcW w:w="0" w:type="auto"/>
+            <w:shd w:val="clear"/>
+            <w:vAlign w:val="center"/>
+          </w:tcPr>
+          <w:p>
+            <w:pPr>
+              <w:keepNext w:val="0"/>
+              <w:keepLines w:val="0"/>
+              <w:widowControl/>
+              <w:suppressLineNumbers w:val="0"/>
+              <w:jc w:val="center"/>
+              <w:rPr>
+                <w:b/>
+                <w:bCs/>
+              </w:rPr>
+            </w:pPr>
+            <w:r>
+              <w:rPr>
+                <w:rFonts w:ascii="SimSun" w:hAnsi="SimSun" w:eastAsia="SimSun" w:cs="SimSun"/>
+                <w:b/>
+                <w:bCs/>
+                <w:kern w:val="0"/>
+                <w:sz w:val="24"/>
+                <w:szCs w:val="24"/>
+                <w:lang w:val="en-US" w:eastAsia="zh-CN" w:bidi="ar"/>
+              </w:rPr>
+              <w:t>MongoDB</w:t>
+            </w:r>
+          </w:p>
+        </w:tc>
+      </w:tr>
+      <w:tr>
+        <w:tblPrEx>
+          <w:tblBorders>
+            <w:top w:val="none" w:color="auto" w:sz="0" w:space="0"/>
+            <w:left w:val="none" w:color="auto" w:sz="0" w:space="0"/>
+            <w:bottom w:val="none" w:color="auto" w:sz="0" w:space="0"/>
+            <w:right w:val="none" w:color="auto" w:sz="0" w:space="0"/>
+            <w:insideH w:val="none" w:color="auto" w:sz="0" w:space="0"/>
+            <w:insideV w:val="none" w:color="auto" w:sz="0" w:space="0"/>
+          </w:tblBorders>
+          <w:tblCellMar>
+            <w:top w:w="15" w:type="dxa"/>
+            <w:left w:w="15" w:type="dxa"/>
+            <w:bottom w:w="15" w:type="dxa"/>
+            <w:right w:w="15" w:type="dxa"/>
+          </w:tblCellMar>
+        </w:tblPrEx>
+        <w:trPr>
+          <w:tblCellSpacing w:w="15" w:type="dxa"/>
+        </w:trPr>
+        <w:tc>
+          <w:tcPr>
+            <w:tcW w:w="0" w:type="auto"/>
+            <w:shd w:val="clear"/>
+            <w:vAlign w:val="center"/>
+          </w:tcPr>
+          <w:p>
+            <w:pPr>
+              <w:keepNext w:val="0"/>
+              <w:keepLines w:val="0"/>
+              <w:widowControl/>
+              <w:suppressLineNumbers w:val="0"/>
+              <w:jc w:val="left"/>
+            </w:pPr>
+            <w:r>
+              <w:rPr>
+                <w:rFonts w:ascii="SimSun" w:hAnsi="SimSun" w:eastAsia="SimSun" w:cs="SimSun"/>
+                <w:kern w:val="0"/>
+                <w:sz w:val="24"/>
+                <w:szCs w:val="24"/>
+                <w:lang w:val="en-US" w:eastAsia="zh-CN" w:bidi="ar"/>
+              </w:rPr>
+              <w:t>ACID Support</w:t>
+            </w:r>
+          </w:p>
+        </w:tc>
+        <w:tc>
+          <w:tcPr>
+            <w:tcW w:w="0" w:type="auto"/>
+            <w:shd w:val="clear"/>
+            <w:vAlign w:val="center"/>
+          </w:tcPr>
+          <w:p>
+            <w:pPr>
+              <w:keepNext w:val="0"/>
+              <w:keepLines w:val="0"/>
+              <w:widowControl/>
+              <w:suppressLineNumbers w:val="0"/>
+              <w:jc w:val="left"/>
+            </w:pPr>
+            <w:r>
+              <w:rPr>
+                <w:rFonts w:ascii="SimSun" w:hAnsi="SimSun" w:eastAsia="SimSun" w:cs="SimSun"/>
+                <w:kern w:val="0"/>
+                <w:sz w:val="24"/>
+                <w:szCs w:val="24"/>
+                <w:lang w:val="en-US" w:eastAsia="zh-CN" w:bidi="ar"/>
+              </w:rPr>
+              <w:t>✅ Full ACID by default</w:t>
+            </w:r>
+          </w:p>
+        </w:tc>
+        <w:tc>
+          <w:tcPr>
+            <w:tcW w:w="0" w:type="auto"/>
+            <w:shd w:val="clear"/>
+            <w:vAlign w:val="center"/>
+          </w:tcPr>
+          <w:p>
+            <w:pPr>
+              <w:keepNext w:val="0"/>
+              <w:keepLines w:val="0"/>
+              <w:widowControl/>
+              <w:suppressLineNumbers w:val="0"/>
+              <w:jc w:val="left"/>
+            </w:pPr>
+            <w:r>
+              <w:rPr>
+                <w:rFonts w:ascii="SimSun" w:hAnsi="SimSun" w:eastAsia="SimSun" w:cs="SimSun"/>
+                <w:kern w:val="0"/>
+                <w:sz w:val="24"/>
+                <w:szCs w:val="24"/>
+                <w:lang w:val="en-US" w:eastAsia="zh-CN" w:bidi="ar"/>
+              </w:rPr>
+              <w:t>✅ Single-document ACID; multi-document ACID transactions supported</w:t>
+            </w:r>
+          </w:p>
+        </w:tc>
+      </w:tr>
+      <w:tr>
+        <w:tblPrEx>
+          <w:tblBorders>
+            <w:top w:val="none" w:color="auto" w:sz="0" w:space="0"/>
+            <w:left w:val="none" w:color="auto" w:sz="0" w:space="0"/>
+            <w:bottom w:val="none" w:color="auto" w:sz="0" w:space="0"/>
+            <w:right w:val="none" w:color="auto" w:sz="0" w:space="0"/>
+            <w:insideH w:val="none" w:color="auto" w:sz="0" w:space="0"/>
+            <w:insideV w:val="none" w:color="auto" w:sz="0" w:space="0"/>
+          </w:tblBorders>
+          <w:tblCellMar>
+            <w:top w:w="15" w:type="dxa"/>
+            <w:left w:w="15" w:type="dxa"/>
+            <w:bottom w:w="15" w:type="dxa"/>
+            <w:right w:w="15" w:type="dxa"/>
+          </w:tblCellMar>
+        </w:tblPrEx>
+        <w:trPr>
+          <w:tblCellSpacing w:w="15" w:type="dxa"/>
+        </w:trPr>
+        <w:tc>
+          <w:tcPr>
+            <w:tcW w:w="0" w:type="auto"/>
+            <w:shd w:val="clear"/>
+            <w:vAlign w:val="center"/>
+          </w:tcPr>
+          <w:p>
+            <w:pPr>
+              <w:keepNext w:val="0"/>
+              <w:keepLines w:val="0"/>
+              <w:widowControl/>
+              <w:suppressLineNumbers w:val="0"/>
+              <w:jc w:val="left"/>
+            </w:pPr>
+            <w:r>
+              <w:rPr>
+                <w:rFonts w:ascii="SimSun" w:hAnsi="SimSun" w:eastAsia="SimSun" w:cs="SimSun"/>
+                <w:kern w:val="0"/>
+                <w:sz w:val="24"/>
+                <w:szCs w:val="24"/>
+                <w:lang w:val="en-US" w:eastAsia="zh-CN" w:bidi="ar"/>
+              </w:rPr>
+              <w:t>Joins</w:t>
+            </w:r>
+          </w:p>
+        </w:tc>
+        <w:tc>
+          <w:tcPr>
+            <w:tcW w:w="0" w:type="auto"/>
+            <w:shd w:val="clear"/>
+            <w:vAlign w:val="center"/>
+          </w:tcPr>
+          <w:p>
+            <w:pPr>
+              <w:keepNext w:val="0"/>
+              <w:keepLines w:val="0"/>
+              <w:widowControl/>
+              <w:suppressLineNumbers w:val="0"/>
+              <w:jc w:val="left"/>
+            </w:pPr>
+            <w:r>
+              <w:rPr>
+                <w:rFonts w:ascii="SimSun" w:hAnsi="SimSun" w:eastAsia="SimSun" w:cs="SimSun"/>
+                <w:kern w:val="0"/>
+                <w:sz w:val="24"/>
+                <w:szCs w:val="24"/>
+                <w:lang w:val="en-US" w:eastAsia="zh-CN" w:bidi="ar"/>
+              </w:rPr>
+              <w:t>Excellent</w:t>
+            </w:r>
+          </w:p>
+        </w:tc>
+        <w:tc>
+          <w:tcPr>
+            <w:tcW w:w="0" w:type="auto"/>
+            <w:shd w:val="clear"/>
+            <w:vAlign w:val="center"/>
+          </w:tcPr>
+          <w:p>
+            <w:pPr>
+              <w:keepNext w:val="0"/>
+              <w:keepLines w:val="0"/>
+              <w:widowControl/>
+              <w:suppressLineNumbers w:val="0"/>
+              <w:jc w:val="left"/>
+            </w:pPr>
+            <w:r>
+              <w:rPr>
+                <w:rFonts w:ascii="SimSun" w:hAnsi="SimSun" w:eastAsia="SimSun" w:cs="SimSun"/>
+                <w:kern w:val="0"/>
+                <w:sz w:val="24"/>
+                <w:szCs w:val="24"/>
+                <w:lang w:val="en-US" w:eastAsia="zh-CN" w:bidi="ar"/>
+              </w:rPr>
+              <w:t>Limited (can use aggregation/lookups)</w:t>
+            </w:r>
+          </w:p>
+        </w:tc>
+      </w:tr>
+      <w:tr>
+        <w:tblPrEx>
+          <w:tblBorders>
+            <w:top w:val="none" w:color="auto" w:sz="0" w:space="0"/>
+            <w:left w:val="none" w:color="auto" w:sz="0" w:space="0"/>
+            <w:bottom w:val="none" w:color="auto" w:sz="0" w:space="0"/>
+            <w:right w:val="none" w:color="auto" w:sz="0" w:space="0"/>
+            <w:insideH w:val="none" w:color="auto" w:sz="0" w:space="0"/>
+            <w:insideV w:val="none" w:color="auto" w:sz="0" w:space="0"/>
+          </w:tblBorders>
+          <w:tblCellMar>
+            <w:top w:w="15" w:type="dxa"/>
+            <w:left w:w="15" w:type="dxa"/>
+            <w:bottom w:w="15" w:type="dxa"/>
+            <w:right w:w="15" w:type="dxa"/>
+          </w:tblCellMar>
+        </w:tblPrEx>
+        <w:trPr>
+          <w:tblCellSpacing w:w="15" w:type="dxa"/>
+        </w:trPr>
+        <w:tc>
+          <w:tcPr>
+            <w:tcW w:w="0" w:type="auto"/>
+            <w:shd w:val="clear"/>
+            <w:vAlign w:val="center"/>
+          </w:tcPr>
+          <w:p>
+            <w:pPr>
+              <w:keepNext w:val="0"/>
+              <w:keepLines w:val="0"/>
+              <w:widowControl/>
+              <w:suppressLineNumbers w:val="0"/>
+              <w:jc w:val="left"/>
+            </w:pPr>
+            <w:r>
+              <w:rPr>
+                <w:rFonts w:ascii="SimSun" w:hAnsi="SimSun" w:eastAsia="SimSun" w:cs="SimSun"/>
+                <w:kern w:val="0"/>
+                <w:sz w:val="24"/>
+                <w:szCs w:val="24"/>
+                <w:lang w:val="en-US" w:eastAsia="zh-CN" w:bidi="ar"/>
+              </w:rPr>
+              <w:t>Schema</w:t>
+            </w:r>
+          </w:p>
+        </w:tc>
+        <w:tc>
+          <w:tcPr>
+            <w:tcW w:w="0" w:type="auto"/>
+            <w:shd w:val="clear"/>
+            <w:vAlign w:val="center"/>
+          </w:tcPr>
+          <w:p>
+            <w:pPr>
+              <w:keepNext w:val="0"/>
+              <w:keepLines w:val="0"/>
+              <w:widowControl/>
+              <w:suppressLineNumbers w:val="0"/>
+              <w:jc w:val="left"/>
+            </w:pPr>
+            <w:r>
+              <w:rPr>
+                <w:rFonts w:ascii="SimSun" w:hAnsi="SimSun" w:eastAsia="SimSun" w:cs="SimSun"/>
+                <w:kern w:val="0"/>
+                <w:sz w:val="24"/>
+                <w:szCs w:val="24"/>
+                <w:lang w:val="en-US" w:eastAsia="zh-CN" w:bidi="ar"/>
+              </w:rPr>
+              <w:t>Fixed</w:t>
+            </w:r>
+          </w:p>
+        </w:tc>
+        <w:tc>
+          <w:tcPr>
+            <w:tcW w:w="0" w:type="auto"/>
+            <w:shd w:val="clear"/>
+            <w:vAlign w:val="center"/>
+          </w:tcPr>
+          <w:p>
+            <w:pPr>
+              <w:keepNext w:val="0"/>
+              <w:keepLines w:val="0"/>
+              <w:widowControl/>
+              <w:suppressLineNumbers w:val="0"/>
+              <w:jc w:val="left"/>
+            </w:pPr>
+            <w:r>
+              <w:rPr>
+                <w:rFonts w:ascii="SimSun" w:hAnsi="SimSun" w:eastAsia="SimSun" w:cs="SimSun"/>
+                <w:kern w:val="0"/>
+                <w:sz w:val="24"/>
+                <w:szCs w:val="24"/>
+                <w:lang w:val="en-US" w:eastAsia="zh-CN" w:bidi="ar"/>
+              </w:rPr>
+              <w:t>Flexible</w:t>
+            </w:r>
+          </w:p>
+        </w:tc>
+      </w:tr>
+      <w:tr>
+        <w:tblPrEx>
+          <w:tblBorders>
+            <w:top w:val="none" w:color="auto" w:sz="0" w:space="0"/>
+            <w:left w:val="none" w:color="auto" w:sz="0" w:space="0"/>
+            <w:bottom w:val="none" w:color="auto" w:sz="0" w:space="0"/>
+            <w:right w:val="none" w:color="auto" w:sz="0" w:space="0"/>
+            <w:insideH w:val="none" w:color="auto" w:sz="0" w:space="0"/>
+            <w:insideV w:val="none" w:color="auto" w:sz="0" w:space="0"/>
+          </w:tblBorders>
+          <w:tblCellMar>
+            <w:top w:w="15" w:type="dxa"/>
+            <w:left w:w="15" w:type="dxa"/>
+            <w:bottom w:w="15" w:type="dxa"/>
+            <w:right w:w="15" w:type="dxa"/>
+          </w:tblCellMar>
+        </w:tblPrEx>
+        <w:trPr>
+          <w:tblCellSpacing w:w="15" w:type="dxa"/>
+        </w:trPr>
+        <w:tc>
+          <w:tcPr>
+            <w:tcW w:w="0" w:type="auto"/>
+            <w:shd w:val="clear"/>
+            <w:vAlign w:val="center"/>
+          </w:tcPr>
+          <w:p>
+            <w:pPr>
+              <w:keepNext w:val="0"/>
+              <w:keepLines w:val="0"/>
+              <w:widowControl/>
+              <w:suppressLineNumbers w:val="0"/>
+              <w:jc w:val="left"/>
+            </w:pPr>
+            <w:r>
+              <w:rPr>
+                <w:rFonts w:ascii="SimSun" w:hAnsi="SimSun" w:eastAsia="SimSun" w:cs="SimSun"/>
+                <w:kern w:val="0"/>
+                <w:sz w:val="24"/>
+                <w:szCs w:val="24"/>
+                <w:lang w:val="en-US" w:eastAsia="zh-CN" w:bidi="ar"/>
+              </w:rPr>
+              <w:t>Scaling</w:t>
+            </w:r>
+          </w:p>
+        </w:tc>
+        <w:tc>
+          <w:tcPr>
+            <w:tcW w:w="0" w:type="auto"/>
+            <w:shd w:val="clear"/>
+            <w:vAlign w:val="center"/>
+          </w:tcPr>
+          <w:p>
+            <w:pPr>
+              <w:keepNext w:val="0"/>
+              <w:keepLines w:val="0"/>
+              <w:widowControl/>
+              <w:suppressLineNumbers w:val="0"/>
+              <w:jc w:val="left"/>
+            </w:pPr>
+            <w:r>
+              <w:rPr>
+                <w:rFonts w:ascii="SimSun" w:hAnsi="SimSun" w:eastAsia="SimSun" w:cs="SimSun"/>
+                <w:kern w:val="0"/>
+                <w:sz w:val="24"/>
+                <w:szCs w:val="24"/>
+                <w:lang w:val="en-US" w:eastAsia="zh-CN" w:bidi="ar"/>
+              </w:rPr>
+              <w:t>Primarily Vertical (can scale horizontally too, with more complexity)</w:t>
+            </w:r>
+          </w:p>
+        </w:tc>
+        <w:tc>
+          <w:tcPr>
+            <w:tcW w:w="0" w:type="auto"/>
+            <w:shd w:val="clear"/>
+            <w:vAlign w:val="center"/>
+          </w:tcPr>
+          <w:p>
+            <w:pPr>
+              <w:keepNext w:val="0"/>
+              <w:keepLines w:val="0"/>
+              <w:widowControl/>
+              <w:suppressLineNumbers w:val="0"/>
+              <w:jc w:val="left"/>
+            </w:pPr>
+            <w:r>
+              <w:rPr>
+                <w:rFonts w:ascii="SimSun" w:hAnsi="SimSun" w:eastAsia="SimSun" w:cs="SimSun"/>
+                <w:kern w:val="0"/>
+                <w:sz w:val="24"/>
+                <w:szCs w:val="24"/>
+                <w:lang w:val="en-US" w:eastAsia="zh-CN" w:bidi="ar"/>
+              </w:rPr>
+              <w:t>Horizontal scaling (Sharding)</w:t>
+            </w:r>
+          </w:p>
+        </w:tc>
+      </w:tr>
+    </w:tbl>
+    <w:p>
+      <w:pPr>
+        <w:numPr>
+          <w:numId w:val="0"/>
+        </w:numPr>
+        <w:ind w:leftChars="0"/>
+        <w:rPr>
+          <w:rFonts w:hint="default"/>
+          <w:lang w:val="en-US"/>
+        </w:rPr>
+      </w:pPr>
+    </w:p>
+    <w:p>
+      <w:pPr>
+        <w:numPr>
           <w:ilvl w:val="0"/>
           <w:numId w:val="1"/>
         </w:numPr>
@@ -177,8 +1405,1984 @@
           <w:lang w:val="en-US"/>
         </w:rPr>
       </w:pPr>
+      <w:r>
+        <w:rPr>
+          <w:rFonts w:hint="default"/>
+          <w:lang w:val="en-US"/>
+        </w:rPr>
+        <w:t xml:space="preserve">Ans: </w:t>
+      </w:r>
+    </w:p>
+    <w:p>
+      <w:pPr>
+        <w:numPr>
+          <w:numId w:val="0"/>
+        </w:numPr>
+        <w:ind w:leftChars="0"/>
+        <w:rPr>
+          <w:rFonts w:hint="default"/>
+          <w:lang w:val="en-US"/>
+        </w:rPr>
+      </w:pPr>
+      <w:r>
+        <w:rPr>
+          <w:rFonts w:hint="default"/>
+          <w:lang w:val="en-US"/>
+        </w:rPr>
+        <w:t>In our Spring Boot applications, we use Spring Data JPA with Hibernate as the JPA implementation. It reduces boilerplate code and allows us to perform database operations using repositories instead of writing SQL for every operation.</w:t>
+      </w:r>
+    </w:p>
+    <w:p>
+      <w:pPr>
+        <w:numPr>
+          <w:numId w:val="0"/>
+        </w:numPr>
+        <w:ind w:leftChars="0"/>
+        <w:rPr>
+          <w:rFonts w:hint="default"/>
+          <w:lang w:val="en-US"/>
+        </w:rPr>
+      </w:pPr>
+    </w:p>
+    <w:p>
+      <w:pPr>
+        <w:numPr>
+          <w:numId w:val="0"/>
+        </w:numPr>
+        <w:ind w:leftChars="0"/>
+        <w:rPr>
+          <w:rFonts w:hint="default"/>
+          <w:lang w:val="en-US"/>
+        </w:rPr>
+      </w:pPr>
+      <w:r>
+        <w:rPr>
+          <w:rFonts w:hint="default"/>
+          <w:lang w:val="en-US"/>
+        </w:rPr>
+        <w:t>Common database operations</w:t>
+      </w:r>
+    </w:p>
+    <w:p>
+      <w:pPr>
+        <w:numPr>
+          <w:numId w:val="0"/>
+        </w:numPr>
+        <w:ind w:leftChars="0"/>
+        <w:rPr>
+          <w:rFonts w:hint="default"/>
+          <w:lang w:val="en-US"/>
+        </w:rPr>
+      </w:pPr>
+      <w:r>
+        <w:rPr>
+          <w:rFonts w:hint="default"/>
+          <w:lang w:val="en-US"/>
+        </w:rPr>
+        <w:t>1. Insert</w:t>
+      </w:r>
+    </w:p>
+    <w:p>
+      <w:pPr>
+        <w:numPr>
+          <w:numId w:val="0"/>
+        </w:numPr>
+        <w:ind w:leftChars="0"/>
+        <w:rPr>
+          <w:rFonts w:hint="default"/>
+          <w:lang w:val="en-US"/>
+        </w:rPr>
+      </w:pPr>
+      <w:r>
+        <w:rPr>
+          <w:rFonts w:hint="default"/>
+          <w:lang w:val="en-US"/>
+        </w:rPr>
+        <w:t>employeeRepository.save(employee);</w:t>
+      </w:r>
+    </w:p>
+    <w:p>
+      <w:pPr>
+        <w:numPr>
+          <w:numId w:val="0"/>
+        </w:numPr>
+        <w:ind w:leftChars="0"/>
+        <w:rPr>
+          <w:rFonts w:hint="default"/>
+          <w:lang w:val="en-US"/>
+        </w:rPr>
+      </w:pPr>
+    </w:p>
+    <w:p>
+      <w:pPr>
+        <w:numPr>
+          <w:numId w:val="0"/>
+        </w:numPr>
+        <w:ind w:leftChars="0"/>
+        <w:rPr>
+          <w:rFonts w:hint="default"/>
+          <w:lang w:val="en-US"/>
+        </w:rPr>
+      </w:pPr>
+      <w:r>
+        <w:rPr>
+          <w:rFonts w:hint="default"/>
+          <w:lang w:val="en-US"/>
+        </w:rPr>
+        <w:t>Used to create a new record.</w:t>
+      </w:r>
+    </w:p>
+    <w:p>
+      <w:pPr>
+        <w:numPr>
+          <w:numId w:val="0"/>
+        </w:numPr>
+        <w:ind w:leftChars="0"/>
+        <w:rPr>
+          <w:rFonts w:hint="default"/>
+          <w:lang w:val="en-US"/>
+        </w:rPr>
+      </w:pPr>
+    </w:p>
+    <w:p>
+      <w:pPr>
+        <w:numPr>
+          <w:numId w:val="0"/>
+        </w:numPr>
+        <w:ind w:leftChars="0"/>
+        <w:rPr>
+          <w:rFonts w:hint="default"/>
+          <w:lang w:val="en-US"/>
+        </w:rPr>
+      </w:pPr>
+      <w:r>
+        <w:rPr>
+          <w:rFonts w:hint="default"/>
+          <w:lang w:val="en-US"/>
+        </w:rPr>
+        <w:t>2. Update</w:t>
+      </w:r>
+    </w:p>
+    <w:p>
+      <w:pPr>
+        <w:numPr>
+          <w:numId w:val="0"/>
+        </w:numPr>
+        <w:ind w:leftChars="0"/>
+        <w:rPr>
+          <w:rFonts w:hint="default"/>
+          <w:lang w:val="en-US"/>
+        </w:rPr>
+      </w:pPr>
+      <w:r>
+        <w:rPr>
+          <w:rFonts w:hint="default"/>
+          <w:lang w:val="en-US"/>
+        </w:rPr>
+        <w:t>employeeRepository.save(employee);</w:t>
+      </w:r>
+    </w:p>
+    <w:p>
+      <w:pPr>
+        <w:numPr>
+          <w:numId w:val="0"/>
+        </w:numPr>
+        <w:ind w:leftChars="0"/>
+        <w:rPr>
+          <w:rFonts w:hint="default"/>
+          <w:lang w:val="en-US"/>
+        </w:rPr>
+      </w:pPr>
+    </w:p>
+    <w:p>
+      <w:pPr>
+        <w:numPr>
+          <w:numId w:val="0"/>
+        </w:numPr>
+        <w:ind w:leftChars="0"/>
+        <w:rPr>
+          <w:rFonts w:hint="default"/>
+          <w:lang w:val="en-US"/>
+        </w:rPr>
+      </w:pPr>
+      <w:r>
+        <w:rPr>
+          <w:rFonts w:hint="default"/>
+          <w:lang w:val="en-US"/>
+        </w:rPr>
+        <w:t>If the entity already has an ID, Hibernate performs an update.</w:t>
+      </w:r>
+    </w:p>
+    <w:p>
+      <w:pPr>
+        <w:numPr>
+          <w:numId w:val="0"/>
+        </w:numPr>
+        <w:ind w:leftChars="0"/>
+        <w:rPr>
+          <w:rFonts w:hint="default"/>
+          <w:lang w:val="en-US"/>
+        </w:rPr>
+      </w:pPr>
+    </w:p>
+    <w:p>
+      <w:pPr>
+        <w:numPr>
+          <w:numId w:val="0"/>
+        </w:numPr>
+        <w:ind w:leftChars="0"/>
+        <w:rPr>
+          <w:rFonts w:hint="default"/>
+          <w:lang w:val="en-US"/>
+        </w:rPr>
+      </w:pPr>
+      <w:r>
+        <w:rPr>
+          <w:rFonts w:hint="default"/>
+          <w:lang w:val="en-US"/>
+        </w:rPr>
+        <w:t>3. Delete</w:t>
+      </w:r>
+    </w:p>
+    <w:p>
+      <w:pPr>
+        <w:numPr>
+          <w:numId w:val="0"/>
+        </w:numPr>
+        <w:ind w:leftChars="0"/>
+        <w:rPr>
+          <w:rFonts w:hint="default"/>
+          <w:lang w:val="en-US"/>
+        </w:rPr>
+      </w:pPr>
+      <w:r>
+        <w:rPr>
+          <w:rFonts w:hint="default"/>
+          <w:lang w:val="en-US"/>
+        </w:rPr>
+        <w:t>employeeRepository.deleteById(id);</w:t>
+      </w:r>
+    </w:p>
+    <w:p>
+      <w:pPr>
+        <w:numPr>
+          <w:numId w:val="0"/>
+        </w:numPr>
+        <w:ind w:leftChars="0"/>
+        <w:rPr>
+          <w:rFonts w:hint="default"/>
+          <w:lang w:val="en-US"/>
+        </w:rPr>
+      </w:pPr>
+    </w:p>
+    <w:p>
+      <w:pPr>
+        <w:numPr>
+          <w:numId w:val="0"/>
+        </w:numPr>
+        <w:ind w:leftChars="0"/>
+        <w:rPr>
+          <w:rFonts w:hint="default"/>
+          <w:lang w:val="en-US"/>
+        </w:rPr>
+      </w:pPr>
+      <w:r>
+        <w:rPr>
+          <w:rFonts w:hint="default"/>
+          <w:lang w:val="en-US"/>
+        </w:rPr>
+        <w:t>or</w:t>
+      </w:r>
+    </w:p>
+    <w:p>
+      <w:pPr>
+        <w:numPr>
+          <w:numId w:val="0"/>
+        </w:numPr>
+        <w:ind w:leftChars="0"/>
+        <w:rPr>
+          <w:rFonts w:hint="default"/>
+          <w:lang w:val="en-US"/>
+        </w:rPr>
+      </w:pPr>
+    </w:p>
+    <w:p>
+      <w:pPr>
+        <w:numPr>
+          <w:numId w:val="0"/>
+        </w:numPr>
+        <w:ind w:leftChars="0"/>
+        <w:rPr>
+          <w:rFonts w:hint="default"/>
+          <w:lang w:val="en-US"/>
+        </w:rPr>
+      </w:pPr>
+      <w:r>
+        <w:rPr>
+          <w:rFonts w:hint="default"/>
+          <w:lang w:val="en-US"/>
+        </w:rPr>
+        <w:t>employeeRepository.delete(employee);</w:t>
+      </w:r>
+    </w:p>
+    <w:p>
+      <w:pPr>
+        <w:numPr>
+          <w:numId w:val="0"/>
+        </w:numPr>
+        <w:ind w:leftChars="0"/>
+        <w:rPr>
+          <w:rFonts w:hint="default"/>
+          <w:lang w:val="en-US"/>
+        </w:rPr>
+      </w:pPr>
+      <w:r>
+        <w:rPr>
+          <w:rFonts w:hint="default"/>
+          <w:lang w:val="en-US"/>
+        </w:rPr>
+        <w:t>4. Fetch by Primary Key</w:t>
+      </w:r>
+    </w:p>
+    <w:p>
+      <w:pPr>
+        <w:numPr>
+          <w:numId w:val="0"/>
+        </w:numPr>
+        <w:ind w:leftChars="0"/>
+        <w:rPr>
+          <w:rFonts w:hint="default"/>
+          <w:lang w:val="en-US"/>
+        </w:rPr>
+      </w:pPr>
+      <w:r>
+        <w:rPr>
+          <w:rFonts w:hint="default"/>
+          <w:lang w:val="en-US"/>
+        </w:rPr>
+        <w:t>employeeRepository.findById(id);</w:t>
+      </w:r>
+    </w:p>
+    <w:p>
+      <w:pPr>
+        <w:numPr>
+          <w:numId w:val="0"/>
+        </w:numPr>
+        <w:ind w:leftChars="0"/>
+        <w:rPr>
+          <w:rFonts w:hint="default"/>
+          <w:lang w:val="en-US"/>
+        </w:rPr>
+      </w:pPr>
+      <w:r>
+        <w:rPr>
+          <w:rFonts w:hint="default"/>
+          <w:lang w:val="en-US"/>
+        </w:rPr>
+        <w:t>5. Fetch All</w:t>
+      </w:r>
+    </w:p>
+    <w:p>
+      <w:pPr>
+        <w:numPr>
+          <w:numId w:val="0"/>
+        </w:numPr>
+        <w:ind w:leftChars="0"/>
+        <w:rPr>
+          <w:rFonts w:hint="default"/>
+          <w:lang w:val="en-US"/>
+        </w:rPr>
+      </w:pPr>
+      <w:r>
+        <w:rPr>
+          <w:rFonts w:hint="default"/>
+          <w:lang w:val="en-US"/>
+        </w:rPr>
+        <w:t>employeeRepository.findAll();</w:t>
+      </w:r>
+    </w:p>
+    <w:p>
+      <w:pPr>
+        <w:numPr>
+          <w:numId w:val="0"/>
+        </w:numPr>
+        <w:ind w:leftChars="0"/>
+        <w:rPr>
+          <w:rFonts w:hint="default"/>
+          <w:lang w:val="en-US"/>
+        </w:rPr>
+      </w:pPr>
+      <w:r>
+        <w:rPr>
+          <w:rFonts w:hint="default"/>
+          <w:lang w:val="en-US"/>
+        </w:rPr>
+        <w:t>6. Custom Query Methods</w:t>
+      </w:r>
+    </w:p>
+    <w:p>
+      <w:pPr>
+        <w:numPr>
+          <w:numId w:val="0"/>
+        </w:numPr>
+        <w:ind w:leftChars="0"/>
+        <w:rPr>
+          <w:rFonts w:hint="default"/>
+          <w:lang w:val="en-US"/>
+        </w:rPr>
+      </w:pPr>
+      <w:r>
+        <w:rPr>
+          <w:rFonts w:hint="default"/>
+          <w:lang w:val="en-US"/>
+        </w:rPr>
+        <w:t>List&lt;Employee&gt; findByDepartment(String department);</w:t>
+      </w:r>
+    </w:p>
+    <w:p>
+      <w:pPr>
+        <w:numPr>
+          <w:numId w:val="0"/>
+        </w:numPr>
+        <w:ind w:leftChars="0"/>
+        <w:rPr>
+          <w:rFonts w:hint="default"/>
+          <w:lang w:val="en-US"/>
+        </w:rPr>
+      </w:pPr>
+    </w:p>
+    <w:p>
+      <w:pPr>
+        <w:numPr>
+          <w:numId w:val="0"/>
+        </w:numPr>
+        <w:ind w:leftChars="0"/>
+        <w:rPr>
+          <w:rFonts w:hint="default"/>
+          <w:lang w:val="en-US"/>
+        </w:rPr>
+      </w:pPr>
+      <w:r>
+        <w:rPr>
+          <w:rFonts w:hint="default"/>
+          <w:lang w:val="en-US"/>
+        </w:rPr>
+        <w:t>Spring Data JPA automatically generates the query.</w:t>
+      </w:r>
+    </w:p>
+    <w:p>
+      <w:pPr>
+        <w:numPr>
+          <w:numId w:val="0"/>
+        </w:numPr>
+        <w:ind w:leftChars="0"/>
+        <w:rPr>
+          <w:rFonts w:hint="default"/>
+          <w:lang w:val="en-US"/>
+        </w:rPr>
+      </w:pPr>
+    </w:p>
+    <w:p>
+      <w:pPr>
+        <w:numPr>
+          <w:numId w:val="0"/>
+        </w:numPr>
+        <w:ind w:leftChars="0"/>
+        <w:rPr>
+          <w:rFonts w:hint="default"/>
+          <w:lang w:val="en-US"/>
+        </w:rPr>
+      </w:pPr>
+      <w:r>
+        <w:rPr>
+          <w:rFonts w:hint="default"/>
+          <w:lang w:val="en-US"/>
+        </w:rPr>
+        <w:t>7. JPQL</w:t>
+      </w:r>
+    </w:p>
+    <w:p>
+      <w:pPr>
+        <w:numPr>
+          <w:numId w:val="0"/>
+        </w:numPr>
+        <w:ind w:leftChars="0"/>
+        <w:rPr>
+          <w:rFonts w:hint="default"/>
+          <w:lang w:val="en-US"/>
+        </w:rPr>
+      </w:pPr>
+    </w:p>
+    <w:p>
+      <w:pPr>
+        <w:numPr>
+          <w:numId w:val="0"/>
+        </w:numPr>
+        <w:ind w:leftChars="0"/>
+        <w:rPr>
+          <w:rFonts w:hint="default"/>
+          <w:lang w:val="en-US"/>
+        </w:rPr>
+      </w:pPr>
+      <w:r>
+        <w:rPr>
+          <w:rFonts w:hint="default"/>
+          <w:lang w:val="en-US"/>
+        </w:rPr>
+        <w:t>When queries become more complex:</w:t>
+      </w:r>
+    </w:p>
+    <w:p>
+      <w:pPr>
+        <w:numPr>
+          <w:numId w:val="0"/>
+        </w:numPr>
+        <w:ind w:leftChars="0"/>
+        <w:rPr>
+          <w:rFonts w:hint="default"/>
+          <w:lang w:val="en-US"/>
+        </w:rPr>
+      </w:pPr>
+    </w:p>
+    <w:p>
+      <w:pPr>
+        <w:numPr>
+          <w:numId w:val="0"/>
+        </w:numPr>
+        <w:ind w:leftChars="0"/>
+        <w:rPr>
+          <w:rFonts w:hint="default"/>
+          <w:lang w:val="en-US"/>
+        </w:rPr>
+      </w:pPr>
+      <w:r>
+        <w:rPr>
+          <w:rFonts w:hint="default"/>
+          <w:lang w:val="en-US"/>
+        </w:rPr>
+        <w:t>@Query("SELECT e FROM Employee e WHERE e.salary &gt; :salary")</w:t>
+      </w:r>
+    </w:p>
+    <w:p>
+      <w:pPr>
+        <w:numPr>
+          <w:numId w:val="0"/>
+        </w:numPr>
+        <w:ind w:leftChars="0"/>
+        <w:rPr>
+          <w:rFonts w:hint="default"/>
+          <w:lang w:val="en-US"/>
+        </w:rPr>
+      </w:pPr>
+      <w:r>
+        <w:rPr>
+          <w:rFonts w:hint="default"/>
+          <w:lang w:val="en-US"/>
+        </w:rPr>
+        <w:t>List&lt;Employee&gt; findHighSalaryEmployees(double salary);</w:t>
+      </w:r>
+    </w:p>
+    <w:p>
+      <w:pPr>
+        <w:numPr>
+          <w:numId w:val="0"/>
+        </w:numPr>
+        <w:ind w:leftChars="0"/>
+        <w:rPr>
+          <w:rFonts w:hint="default"/>
+          <w:lang w:val="en-US"/>
+        </w:rPr>
+      </w:pPr>
+      <w:r>
+        <w:rPr>
+          <w:rFonts w:hint="default"/>
+          <w:lang w:val="en-US"/>
+        </w:rPr>
+        <w:t>8. Native SQL</w:t>
+      </w:r>
+    </w:p>
+    <w:p>
+      <w:pPr>
+        <w:numPr>
+          <w:numId w:val="0"/>
+        </w:numPr>
+        <w:ind w:leftChars="0"/>
+        <w:rPr>
+          <w:rFonts w:hint="default"/>
+          <w:lang w:val="en-US"/>
+        </w:rPr>
+      </w:pPr>
+    </w:p>
+    <w:p>
+      <w:pPr>
+        <w:numPr>
+          <w:numId w:val="0"/>
+        </w:numPr>
+        <w:ind w:leftChars="0"/>
+        <w:rPr>
+          <w:rFonts w:hint="default"/>
+          <w:lang w:val="en-US"/>
+        </w:rPr>
+      </w:pPr>
+      <w:r>
+        <w:rPr>
+          <w:rFonts w:hint="default"/>
+          <w:lang w:val="en-US"/>
+        </w:rPr>
+        <w:t>When database-specific features or complex SQL are needed:</w:t>
+      </w:r>
+    </w:p>
+    <w:p>
+      <w:pPr>
+        <w:numPr>
+          <w:numId w:val="0"/>
+        </w:numPr>
+        <w:ind w:leftChars="0"/>
+        <w:rPr>
+          <w:rFonts w:hint="default"/>
+          <w:lang w:val="en-US"/>
+        </w:rPr>
+      </w:pPr>
+    </w:p>
+    <w:p>
+      <w:pPr>
+        <w:numPr>
+          <w:numId w:val="0"/>
+        </w:numPr>
+        <w:ind w:leftChars="0"/>
+        <w:rPr>
+          <w:rFonts w:hint="default"/>
+          <w:lang w:val="en-US"/>
+        </w:rPr>
+      </w:pPr>
+      <w:r>
+        <w:rPr>
+          <w:rFonts w:hint="default"/>
+          <w:lang w:val="en-US"/>
+        </w:rPr>
+        <w:t>@Query(value =</w:t>
+      </w:r>
+    </w:p>
+    <w:p>
+      <w:pPr>
+        <w:numPr>
+          <w:numId w:val="0"/>
+        </w:numPr>
+        <w:ind w:leftChars="0"/>
+        <w:rPr>
+          <w:rFonts w:hint="default"/>
+          <w:lang w:val="en-US"/>
+        </w:rPr>
+      </w:pPr>
+      <w:r>
+        <w:rPr>
+          <w:rFonts w:hint="default"/>
+          <w:lang w:val="en-US"/>
+        </w:rPr>
+        <w:t>"SELECT * FROM employee WHERE salary &gt; ?1",</w:t>
+      </w:r>
+    </w:p>
+    <w:p>
+      <w:pPr>
+        <w:numPr>
+          <w:numId w:val="0"/>
+        </w:numPr>
+        <w:ind w:leftChars="0"/>
+        <w:rPr>
+          <w:rFonts w:hint="default"/>
+          <w:lang w:val="en-US"/>
+        </w:rPr>
+      </w:pPr>
+      <w:r>
+        <w:rPr>
+          <w:rFonts w:hint="default"/>
+          <w:lang w:val="en-US"/>
+        </w:rPr>
+        <w:t>nativeQuery = true)</w:t>
+      </w:r>
+    </w:p>
+    <w:p>
+      <w:pPr>
+        <w:numPr>
+          <w:ilvl w:val="0"/>
+          <w:numId w:val="1"/>
+        </w:numPr>
+        <w:ind w:left="0" w:leftChars="0" w:firstLine="0" w:firstLineChars="0"/>
+        <w:rPr>
+          <w:rFonts w:hint="default"/>
+          <w:lang w:val="en-US"/>
+        </w:rPr>
+      </w:pPr>
+      <w:r>
+        <w:rPr>
+          <w:rFonts w:hint="default"/>
+          <w:lang w:val="en-US"/>
+        </w:rPr>
+        <w:t>What is the use of index, how it improve performance?</w:t>
+      </w:r>
+    </w:p>
+    <w:p>
+      <w:pPr>
+        <w:numPr>
+          <w:numId w:val="0"/>
+        </w:numPr>
+        <w:ind w:leftChars="0"/>
+        <w:rPr>
+          <w:rFonts w:hint="default"/>
+          <w:lang w:val="en-US"/>
+        </w:rPr>
+      </w:pPr>
+      <w:r>
+        <w:rPr>
+          <w:rFonts w:hint="default"/>
+          <w:lang w:val="en-US"/>
+        </w:rPr>
+        <w:t>Ans: An index is a database object that helps the database locate rows quickly without scanning the entire table. It works similarly to the index of a book—you can directly find the required page instead of reading every page.</w:t>
+      </w:r>
+    </w:p>
+    <w:p>
+      <w:pPr>
+        <w:numPr>
+          <w:numId w:val="0"/>
+        </w:numPr>
+        <w:ind w:leftChars="0"/>
+        <w:rPr>
+          <w:rFonts w:hint="default"/>
+          <w:lang w:val="en-US"/>
+        </w:rPr>
+      </w:pPr>
+    </w:p>
+    <w:p>
+      <w:pPr>
+        <w:numPr>
+          <w:numId w:val="0"/>
+        </w:numPr>
+        <w:ind w:leftChars="0"/>
+        <w:rPr>
+          <w:rFonts w:hint="default"/>
+          <w:lang w:val="en-US"/>
+        </w:rPr>
+      </w:pPr>
+      <w:r>
+        <w:rPr>
+          <w:rFonts w:hint="default"/>
+          <w:lang w:val="en-US"/>
+        </w:rPr>
+        <w:t>By reducing the number of rows the database has to scan, indexes significantly improve the performance of SELECT queries.</w:t>
+      </w:r>
+    </w:p>
+    <w:p>
+      <w:pPr>
+        <w:numPr>
+          <w:ilvl w:val="0"/>
+          <w:numId w:val="1"/>
+        </w:numPr>
+        <w:ind w:left="0" w:leftChars="0" w:firstLine="0" w:firstLineChars="0"/>
+        <w:rPr>
+          <w:rFonts w:hint="default"/>
+          <w:lang w:val="en-US"/>
+        </w:rPr>
+      </w:pPr>
+      <w:r>
+        <w:rPr>
+          <w:rFonts w:hint="default"/>
+          <w:lang w:val="en-US"/>
+        </w:rPr>
+        <w:t xml:space="preserve"> Once we create the index what happened internally?</w:t>
+      </w:r>
+    </w:p>
+    <w:p>
+      <w:pPr>
+        <w:numPr>
+          <w:numId w:val="0"/>
+        </w:numPr>
+        <w:ind w:leftChars="0"/>
+        <w:rPr>
+          <w:rFonts w:hint="default"/>
+          <w:lang w:val="en-US"/>
+        </w:rPr>
+      </w:pPr>
+      <w:r>
+        <w:rPr>
+          <w:rFonts w:hint="default"/>
+          <w:lang w:val="en-US"/>
+        </w:rPr>
+        <w:t>Ans: When we create an index, the database creates a separate data structure (typically a B-Tree index in PostgreSQL, MySQL/InnoDB, and Oracle) that stores the indexed column values in sorted order along with pointers (references) to the actual rows in the table.</w:t>
+      </w:r>
+    </w:p>
+    <w:tbl>
+      <w:tblPr>
+        <w:tblW w:w="0" w:type="auto"/>
+        <w:tblCellSpacing w:w="15" w:type="dxa"/>
+        <w:tblInd w:w="0" w:type="dxa"/>
+        <w:tblBorders>
+          <w:top w:val="none" w:color="auto" w:sz="0" w:space="0"/>
+          <w:left w:val="none" w:color="auto" w:sz="0" w:space="0"/>
+          <w:bottom w:val="none" w:color="auto" w:sz="0" w:space="0"/>
+          <w:right w:val="none" w:color="auto" w:sz="0" w:space="0"/>
+          <w:insideH w:val="none" w:color="auto" w:sz="0" w:space="0"/>
+          <w:insideV w:val="none" w:color="auto" w:sz="0" w:space="0"/>
+        </w:tblBorders>
+        <w:shd w:val="clear"/>
+        <w:tblLayout w:type="autofit"/>
+        <w:tblCellMar>
+          <w:top w:w="15" w:type="dxa"/>
+          <w:left w:w="15" w:type="dxa"/>
+          <w:bottom w:w="15" w:type="dxa"/>
+          <w:right w:w="15" w:type="dxa"/>
+        </w:tblCellMar>
+      </w:tblPr>
+      <w:tblGrid>
+        <w:gridCol w:w="2473"/>
+        <w:gridCol w:w="2846"/>
+        <w:gridCol w:w="3077"/>
+      </w:tblGrid>
+      <w:tr>
+        <w:tblPrEx>
+          <w:tblBorders>
+            <w:top w:val="none" w:color="auto" w:sz="0" w:space="0"/>
+            <w:left w:val="none" w:color="auto" w:sz="0" w:space="0"/>
+            <w:bottom w:val="none" w:color="auto" w:sz="0" w:space="0"/>
+            <w:right w:val="none" w:color="auto" w:sz="0" w:space="0"/>
+            <w:insideH w:val="none" w:color="auto" w:sz="0" w:space="0"/>
+            <w:insideV w:val="none" w:color="auto" w:sz="0" w:space="0"/>
+          </w:tblBorders>
+          <w:shd w:val="clear"/>
+          <w:tblCellMar>
+            <w:top w:w="15" w:type="dxa"/>
+            <w:left w:w="15" w:type="dxa"/>
+            <w:bottom w:w="15" w:type="dxa"/>
+            <w:right w:w="15" w:type="dxa"/>
+          </w:tblCellMar>
+        </w:tblPrEx>
+        <w:trPr>
+          <w:tblHeader/>
+          <w:tblCellSpacing w:w="15" w:type="dxa"/>
+        </w:trPr>
+        <w:tc>
+          <w:tcPr>
+            <w:tcW w:w="0" w:type="auto"/>
+            <w:shd w:val="clear"/>
+            <w:vAlign w:val="center"/>
+          </w:tcPr>
+          <w:p>
+            <w:pPr>
+              <w:keepNext w:val="0"/>
+              <w:keepLines w:val="0"/>
+              <w:widowControl/>
+              <w:suppressLineNumbers w:val="0"/>
+              <w:jc w:val="center"/>
+              <w:rPr>
+                <w:b/>
+                <w:bCs/>
+              </w:rPr>
+            </w:pPr>
+            <w:r>
+              <w:rPr>
+                <w:rFonts w:ascii="SimSun" w:hAnsi="SimSun" w:eastAsia="SimSun" w:cs="SimSun"/>
+                <w:b/>
+                <w:bCs/>
+                <w:kern w:val="0"/>
+                <w:sz w:val="24"/>
+                <w:szCs w:val="24"/>
+                <w:lang w:val="en-US" w:eastAsia="zh-CN" w:bidi="ar"/>
+              </w:rPr>
+              <w:t>Operation</w:t>
+            </w:r>
+          </w:p>
+        </w:tc>
+        <w:tc>
+          <w:tcPr>
+            <w:tcW w:w="0" w:type="auto"/>
+            <w:shd w:val="clear"/>
+            <w:vAlign w:val="center"/>
+          </w:tcPr>
+          <w:p>
+            <w:pPr>
+              <w:keepNext w:val="0"/>
+              <w:keepLines w:val="0"/>
+              <w:widowControl/>
+              <w:suppressLineNumbers w:val="0"/>
+              <w:jc w:val="center"/>
+              <w:rPr>
+                <w:b/>
+                <w:bCs/>
+              </w:rPr>
+            </w:pPr>
+            <w:r>
+              <w:rPr>
+                <w:rFonts w:ascii="SimSun" w:hAnsi="SimSun" w:eastAsia="SimSun" w:cs="SimSun"/>
+                <w:b/>
+                <w:bCs/>
+                <w:kern w:val="0"/>
+                <w:sz w:val="24"/>
+                <w:szCs w:val="24"/>
+                <w:lang w:val="en-US" w:eastAsia="zh-CN" w:bidi="ar"/>
+              </w:rPr>
+              <w:t>Without Index</w:t>
+            </w:r>
+          </w:p>
+        </w:tc>
+        <w:tc>
+          <w:tcPr>
+            <w:tcW w:w="0" w:type="auto"/>
+            <w:shd w:val="clear"/>
+            <w:vAlign w:val="center"/>
+          </w:tcPr>
+          <w:p>
+            <w:pPr>
+              <w:keepNext w:val="0"/>
+              <w:keepLines w:val="0"/>
+              <w:widowControl/>
+              <w:suppressLineNumbers w:val="0"/>
+              <w:jc w:val="center"/>
+              <w:rPr>
+                <w:b/>
+                <w:bCs/>
+              </w:rPr>
+            </w:pPr>
+            <w:r>
+              <w:rPr>
+                <w:rFonts w:ascii="SimSun" w:hAnsi="SimSun" w:eastAsia="SimSun" w:cs="SimSun"/>
+                <w:b/>
+                <w:bCs/>
+                <w:kern w:val="0"/>
+                <w:sz w:val="24"/>
+                <w:szCs w:val="24"/>
+                <w:lang w:val="en-US" w:eastAsia="zh-CN" w:bidi="ar"/>
+              </w:rPr>
+              <w:t>With B-Tree Index</w:t>
+            </w:r>
+          </w:p>
+        </w:tc>
+      </w:tr>
+      <w:tr>
+        <w:tblPrEx>
+          <w:tblBorders>
+            <w:top w:val="none" w:color="auto" w:sz="0" w:space="0"/>
+            <w:left w:val="none" w:color="auto" w:sz="0" w:space="0"/>
+            <w:bottom w:val="none" w:color="auto" w:sz="0" w:space="0"/>
+            <w:right w:val="none" w:color="auto" w:sz="0" w:space="0"/>
+            <w:insideH w:val="none" w:color="auto" w:sz="0" w:space="0"/>
+            <w:insideV w:val="none" w:color="auto" w:sz="0" w:space="0"/>
+          </w:tblBorders>
+          <w:shd w:val="clear"/>
+          <w:tblCellMar>
+            <w:top w:w="15" w:type="dxa"/>
+            <w:left w:w="15" w:type="dxa"/>
+            <w:bottom w:w="15" w:type="dxa"/>
+            <w:right w:w="15" w:type="dxa"/>
+          </w:tblCellMar>
+        </w:tblPrEx>
+        <w:trPr>
+          <w:tblCellSpacing w:w="15" w:type="dxa"/>
+        </w:trPr>
+        <w:tc>
+          <w:tcPr>
+            <w:tcW w:w="0" w:type="auto"/>
+            <w:shd w:val="clear"/>
+            <w:vAlign w:val="center"/>
+          </w:tcPr>
+          <w:p>
+            <w:pPr>
+              <w:keepNext w:val="0"/>
+              <w:keepLines w:val="0"/>
+              <w:widowControl/>
+              <w:suppressLineNumbers w:val="0"/>
+              <w:jc w:val="left"/>
+            </w:pPr>
+            <w:r>
+              <w:rPr>
+                <w:rFonts w:ascii="SimSun" w:hAnsi="SimSun" w:eastAsia="SimSun" w:cs="SimSun"/>
+                <w:kern w:val="0"/>
+                <w:sz w:val="24"/>
+                <w:szCs w:val="24"/>
+                <w:lang w:val="en-US" w:eastAsia="zh-CN" w:bidi="ar"/>
+              </w:rPr>
+              <w:t>Search (</w:t>
+            </w:r>
+            <w:r>
+              <w:rPr>
+                <w:rStyle w:val="4"/>
+                <w:rFonts w:ascii="SimSun" w:hAnsi="SimSun" w:eastAsia="SimSun" w:cs="SimSun"/>
+                <w:kern w:val="0"/>
+                <w:sz w:val="24"/>
+                <w:szCs w:val="24"/>
+                <w:lang w:val="en-US" w:eastAsia="zh-CN" w:bidi="ar"/>
+              </w:rPr>
+              <w:t>SELECT ... WHERE</w:t>
+            </w:r>
+            <w:r>
+              <w:rPr>
+                <w:rFonts w:ascii="SimSun" w:hAnsi="SimSun" w:eastAsia="SimSun" w:cs="SimSun"/>
+                <w:kern w:val="0"/>
+                <w:sz w:val="24"/>
+                <w:szCs w:val="24"/>
+                <w:lang w:val="en-US" w:eastAsia="zh-CN" w:bidi="ar"/>
+              </w:rPr>
+              <w:t>)</w:t>
+            </w:r>
+          </w:p>
+        </w:tc>
+        <w:tc>
+          <w:tcPr>
+            <w:tcW w:w="0" w:type="auto"/>
+            <w:shd w:val="clear"/>
+            <w:vAlign w:val="center"/>
+          </w:tcPr>
+          <w:p>
+            <w:pPr>
+              <w:keepNext w:val="0"/>
+              <w:keepLines w:val="0"/>
+              <w:widowControl/>
+              <w:suppressLineNumbers w:val="0"/>
+              <w:jc w:val="left"/>
+            </w:pPr>
+            <w:r>
+              <w:rPr>
+                <w:rStyle w:val="5"/>
+                <w:rFonts w:ascii="SimSun" w:hAnsi="SimSun" w:eastAsia="SimSun" w:cs="SimSun"/>
+                <w:kern w:val="0"/>
+                <w:sz w:val="24"/>
+                <w:szCs w:val="24"/>
+                <w:lang w:val="en-US" w:eastAsia="zh-CN" w:bidi="ar"/>
+              </w:rPr>
+              <w:t>O(n)</w:t>
+            </w:r>
+          </w:p>
+        </w:tc>
+        <w:tc>
+          <w:tcPr>
+            <w:tcW w:w="0" w:type="auto"/>
+            <w:shd w:val="clear"/>
+            <w:vAlign w:val="center"/>
+          </w:tcPr>
+          <w:p>
+            <w:pPr>
+              <w:keepNext w:val="0"/>
+              <w:keepLines w:val="0"/>
+              <w:widowControl/>
+              <w:suppressLineNumbers w:val="0"/>
+              <w:jc w:val="left"/>
+            </w:pPr>
+            <w:r>
+              <w:rPr>
+                <w:rStyle w:val="5"/>
+                <w:rFonts w:ascii="SimSun" w:hAnsi="SimSun" w:eastAsia="SimSun" w:cs="SimSun"/>
+                <w:kern w:val="0"/>
+                <w:sz w:val="24"/>
+                <w:szCs w:val="24"/>
+                <w:lang w:val="en-US" w:eastAsia="zh-CN" w:bidi="ar"/>
+              </w:rPr>
+              <w:t>O(log n)</w:t>
+            </w:r>
+          </w:p>
+        </w:tc>
+      </w:tr>
+      <w:tr>
+        <w:tblPrEx>
+          <w:tblBorders>
+            <w:top w:val="none" w:color="auto" w:sz="0" w:space="0"/>
+            <w:left w:val="none" w:color="auto" w:sz="0" w:space="0"/>
+            <w:bottom w:val="none" w:color="auto" w:sz="0" w:space="0"/>
+            <w:right w:val="none" w:color="auto" w:sz="0" w:space="0"/>
+            <w:insideH w:val="none" w:color="auto" w:sz="0" w:space="0"/>
+            <w:insideV w:val="none" w:color="auto" w:sz="0" w:space="0"/>
+          </w:tblBorders>
+          <w:shd w:val="clear"/>
+          <w:tblCellMar>
+            <w:top w:w="15" w:type="dxa"/>
+            <w:left w:w="15" w:type="dxa"/>
+            <w:bottom w:w="15" w:type="dxa"/>
+            <w:right w:w="15" w:type="dxa"/>
+          </w:tblCellMar>
+        </w:tblPrEx>
+        <w:trPr>
+          <w:tblCellSpacing w:w="15" w:type="dxa"/>
+        </w:trPr>
+        <w:tc>
+          <w:tcPr>
+            <w:tcW w:w="0" w:type="auto"/>
+            <w:shd w:val="clear"/>
+            <w:vAlign w:val="center"/>
+          </w:tcPr>
+          <w:p>
+            <w:pPr>
+              <w:keepNext w:val="0"/>
+              <w:keepLines w:val="0"/>
+              <w:widowControl/>
+              <w:suppressLineNumbers w:val="0"/>
+              <w:jc w:val="left"/>
+            </w:pPr>
+            <w:r>
+              <w:rPr>
+                <w:rFonts w:ascii="SimSun" w:hAnsi="SimSun" w:eastAsia="SimSun" w:cs="SimSun"/>
+                <w:kern w:val="0"/>
+                <w:sz w:val="24"/>
+                <w:szCs w:val="24"/>
+                <w:lang w:val="en-US" w:eastAsia="zh-CN" w:bidi="ar"/>
+              </w:rPr>
+              <w:t>Insert</w:t>
+            </w:r>
+          </w:p>
+        </w:tc>
+        <w:tc>
+          <w:tcPr>
+            <w:tcW w:w="0" w:type="auto"/>
+            <w:shd w:val="clear"/>
+            <w:vAlign w:val="center"/>
+          </w:tcPr>
+          <w:p>
+            <w:pPr>
+              <w:keepNext w:val="0"/>
+              <w:keepLines w:val="0"/>
+              <w:widowControl/>
+              <w:suppressLineNumbers w:val="0"/>
+              <w:jc w:val="left"/>
+            </w:pPr>
+            <w:r>
+              <w:rPr>
+                <w:rStyle w:val="5"/>
+                <w:rFonts w:ascii="SimSun" w:hAnsi="SimSun" w:eastAsia="SimSun" w:cs="SimSun"/>
+                <w:kern w:val="0"/>
+                <w:sz w:val="24"/>
+                <w:szCs w:val="24"/>
+                <w:lang w:val="en-US" w:eastAsia="zh-CN" w:bidi="ar"/>
+              </w:rPr>
+              <w:t>O(1)</w:t>
+            </w:r>
+            <w:r>
+              <w:rPr>
+                <w:rFonts w:ascii="SimSun" w:hAnsi="SimSun" w:eastAsia="SimSun" w:cs="SimSun"/>
+                <w:kern w:val="0"/>
+                <w:sz w:val="24"/>
+                <w:szCs w:val="24"/>
+                <w:lang w:val="en-US" w:eastAsia="zh-CN" w:bidi="ar"/>
+              </w:rPr>
+              <w:t xml:space="preserve"> (append, simplified)</w:t>
+            </w:r>
+          </w:p>
+        </w:tc>
+        <w:tc>
+          <w:tcPr>
+            <w:tcW w:w="0" w:type="auto"/>
+            <w:shd w:val="clear"/>
+            <w:vAlign w:val="center"/>
+          </w:tcPr>
+          <w:p>
+            <w:pPr>
+              <w:keepNext w:val="0"/>
+              <w:keepLines w:val="0"/>
+              <w:widowControl/>
+              <w:suppressLineNumbers w:val="0"/>
+              <w:jc w:val="left"/>
+            </w:pPr>
+            <w:r>
+              <w:rPr>
+                <w:rStyle w:val="5"/>
+                <w:rFonts w:ascii="SimSun" w:hAnsi="SimSun" w:eastAsia="SimSun" w:cs="SimSun"/>
+                <w:kern w:val="0"/>
+                <w:sz w:val="24"/>
+                <w:szCs w:val="24"/>
+                <w:lang w:val="en-US" w:eastAsia="zh-CN" w:bidi="ar"/>
+              </w:rPr>
+              <w:t>O(log n)</w:t>
+            </w:r>
+            <w:r>
+              <w:rPr>
+                <w:rFonts w:ascii="SimSun" w:hAnsi="SimSun" w:eastAsia="SimSun" w:cs="SimSun"/>
+                <w:kern w:val="0"/>
+                <w:sz w:val="24"/>
+                <w:szCs w:val="24"/>
+                <w:lang w:val="en-US" w:eastAsia="zh-CN" w:bidi="ar"/>
+              </w:rPr>
+              <w:t xml:space="preserve"> (update index)</w:t>
+            </w:r>
+          </w:p>
+        </w:tc>
+      </w:tr>
+      <w:tr>
+        <w:tblPrEx>
+          <w:tblBorders>
+            <w:top w:val="none" w:color="auto" w:sz="0" w:space="0"/>
+            <w:left w:val="none" w:color="auto" w:sz="0" w:space="0"/>
+            <w:bottom w:val="none" w:color="auto" w:sz="0" w:space="0"/>
+            <w:right w:val="none" w:color="auto" w:sz="0" w:space="0"/>
+            <w:insideH w:val="none" w:color="auto" w:sz="0" w:space="0"/>
+            <w:insideV w:val="none" w:color="auto" w:sz="0" w:space="0"/>
+          </w:tblBorders>
+          <w:shd w:val="clear"/>
+          <w:tblCellMar>
+            <w:top w:w="15" w:type="dxa"/>
+            <w:left w:w="15" w:type="dxa"/>
+            <w:bottom w:w="15" w:type="dxa"/>
+            <w:right w:w="15" w:type="dxa"/>
+          </w:tblCellMar>
+        </w:tblPrEx>
+        <w:trPr>
+          <w:tblCellSpacing w:w="15" w:type="dxa"/>
+        </w:trPr>
+        <w:tc>
+          <w:tcPr>
+            <w:tcW w:w="0" w:type="auto"/>
+            <w:shd w:val="clear"/>
+            <w:vAlign w:val="center"/>
+          </w:tcPr>
+          <w:p>
+            <w:pPr>
+              <w:keepNext w:val="0"/>
+              <w:keepLines w:val="0"/>
+              <w:widowControl/>
+              <w:suppressLineNumbers w:val="0"/>
+              <w:jc w:val="left"/>
+            </w:pPr>
+            <w:r>
+              <w:rPr>
+                <w:rFonts w:ascii="SimSun" w:hAnsi="SimSun" w:eastAsia="SimSun" w:cs="SimSun"/>
+                <w:kern w:val="0"/>
+                <w:sz w:val="24"/>
+                <w:szCs w:val="24"/>
+                <w:lang w:val="en-US" w:eastAsia="zh-CN" w:bidi="ar"/>
+              </w:rPr>
+              <w:t>Update indexed column</w:t>
+            </w:r>
+          </w:p>
+        </w:tc>
+        <w:tc>
+          <w:tcPr>
+            <w:tcW w:w="0" w:type="auto"/>
+            <w:shd w:val="clear"/>
+            <w:vAlign w:val="center"/>
+          </w:tcPr>
+          <w:p>
+            <w:pPr>
+              <w:keepNext w:val="0"/>
+              <w:keepLines w:val="0"/>
+              <w:widowControl/>
+              <w:suppressLineNumbers w:val="0"/>
+              <w:jc w:val="left"/>
+            </w:pPr>
+            <w:r>
+              <w:rPr>
+                <w:rStyle w:val="5"/>
+                <w:rFonts w:ascii="SimSun" w:hAnsi="SimSun" w:eastAsia="SimSun" w:cs="SimSun"/>
+                <w:kern w:val="0"/>
+                <w:sz w:val="24"/>
+                <w:szCs w:val="24"/>
+                <w:lang w:val="en-US" w:eastAsia="zh-CN" w:bidi="ar"/>
+              </w:rPr>
+              <w:t>O(n)</w:t>
+            </w:r>
+            <w:r>
+              <w:rPr>
+                <w:rFonts w:ascii="SimSun" w:hAnsi="SimSun" w:eastAsia="SimSun" w:cs="SimSun"/>
+                <w:kern w:val="0"/>
+                <w:sz w:val="24"/>
+                <w:szCs w:val="24"/>
+                <w:lang w:val="en-US" w:eastAsia="zh-CN" w:bidi="ar"/>
+              </w:rPr>
+              <w:t xml:space="preserve"> to find row (if no index)</w:t>
+            </w:r>
+          </w:p>
+        </w:tc>
+        <w:tc>
+          <w:tcPr>
+            <w:tcW w:w="0" w:type="auto"/>
+            <w:shd w:val="clear"/>
+            <w:vAlign w:val="center"/>
+          </w:tcPr>
+          <w:p>
+            <w:pPr>
+              <w:keepNext w:val="0"/>
+              <w:keepLines w:val="0"/>
+              <w:widowControl/>
+              <w:suppressLineNumbers w:val="0"/>
+              <w:jc w:val="left"/>
+            </w:pPr>
+            <w:r>
+              <w:rPr>
+                <w:rStyle w:val="5"/>
+                <w:rFonts w:ascii="SimSun" w:hAnsi="SimSun" w:eastAsia="SimSun" w:cs="SimSun"/>
+                <w:kern w:val="0"/>
+                <w:sz w:val="24"/>
+                <w:szCs w:val="24"/>
+                <w:lang w:val="en-US" w:eastAsia="zh-CN" w:bidi="ar"/>
+              </w:rPr>
+              <w:t>O(log n)</w:t>
+            </w:r>
+            <w:r>
+              <w:rPr>
+                <w:rFonts w:ascii="SimSun" w:hAnsi="SimSun" w:eastAsia="SimSun" w:cs="SimSun"/>
+                <w:kern w:val="0"/>
+                <w:sz w:val="24"/>
+                <w:szCs w:val="24"/>
+                <w:lang w:val="en-US" w:eastAsia="zh-CN" w:bidi="ar"/>
+              </w:rPr>
+              <w:t xml:space="preserve"> to locate and update index</w:t>
+            </w:r>
+          </w:p>
+        </w:tc>
+      </w:tr>
+      <w:tr>
+        <w:tblPrEx>
+          <w:tblBorders>
+            <w:top w:val="none" w:color="auto" w:sz="0" w:space="0"/>
+            <w:left w:val="none" w:color="auto" w:sz="0" w:space="0"/>
+            <w:bottom w:val="none" w:color="auto" w:sz="0" w:space="0"/>
+            <w:right w:val="none" w:color="auto" w:sz="0" w:space="0"/>
+            <w:insideH w:val="none" w:color="auto" w:sz="0" w:space="0"/>
+            <w:insideV w:val="none" w:color="auto" w:sz="0" w:space="0"/>
+          </w:tblBorders>
+          <w:shd w:val="clear"/>
+          <w:tblCellMar>
+            <w:top w:w="15" w:type="dxa"/>
+            <w:left w:w="15" w:type="dxa"/>
+            <w:bottom w:w="15" w:type="dxa"/>
+            <w:right w:w="15" w:type="dxa"/>
+          </w:tblCellMar>
+        </w:tblPrEx>
+        <w:trPr>
+          <w:tblCellSpacing w:w="15" w:type="dxa"/>
+        </w:trPr>
+        <w:tc>
+          <w:tcPr>
+            <w:tcW w:w="0" w:type="auto"/>
+            <w:shd w:val="clear"/>
+            <w:vAlign w:val="center"/>
+          </w:tcPr>
+          <w:p>
+            <w:pPr>
+              <w:keepNext w:val="0"/>
+              <w:keepLines w:val="0"/>
+              <w:widowControl/>
+              <w:suppressLineNumbers w:val="0"/>
+              <w:jc w:val="left"/>
+            </w:pPr>
+            <w:r>
+              <w:rPr>
+                <w:rFonts w:ascii="SimSun" w:hAnsi="SimSun" w:eastAsia="SimSun" w:cs="SimSun"/>
+                <w:kern w:val="0"/>
+                <w:sz w:val="24"/>
+                <w:szCs w:val="24"/>
+                <w:lang w:val="en-US" w:eastAsia="zh-CN" w:bidi="ar"/>
+              </w:rPr>
+              <w:t>Delete</w:t>
+            </w:r>
+          </w:p>
+        </w:tc>
+        <w:tc>
+          <w:tcPr>
+            <w:tcW w:w="0" w:type="auto"/>
+            <w:shd w:val="clear"/>
+            <w:vAlign w:val="center"/>
+          </w:tcPr>
+          <w:p>
+            <w:pPr>
+              <w:keepNext w:val="0"/>
+              <w:keepLines w:val="0"/>
+              <w:widowControl/>
+              <w:suppressLineNumbers w:val="0"/>
+              <w:jc w:val="left"/>
+            </w:pPr>
+            <w:r>
+              <w:rPr>
+                <w:rStyle w:val="5"/>
+                <w:rFonts w:ascii="SimSun" w:hAnsi="SimSun" w:eastAsia="SimSun" w:cs="SimSun"/>
+                <w:kern w:val="0"/>
+                <w:sz w:val="24"/>
+                <w:szCs w:val="24"/>
+                <w:lang w:val="en-US" w:eastAsia="zh-CN" w:bidi="ar"/>
+              </w:rPr>
+              <w:t>O(n)</w:t>
+            </w:r>
+          </w:p>
+        </w:tc>
+        <w:tc>
+          <w:tcPr>
+            <w:tcW w:w="0" w:type="auto"/>
+            <w:shd w:val="clear"/>
+            <w:vAlign w:val="center"/>
+          </w:tcPr>
+          <w:p>
+            <w:pPr>
+              <w:keepNext w:val="0"/>
+              <w:keepLines w:val="0"/>
+              <w:widowControl/>
+              <w:suppressLineNumbers w:val="0"/>
+              <w:jc w:val="left"/>
+            </w:pPr>
+            <w:r>
+              <w:rPr>
+                <w:rStyle w:val="5"/>
+                <w:rFonts w:ascii="SimSun" w:hAnsi="SimSun" w:eastAsia="SimSun" w:cs="SimSun"/>
+                <w:kern w:val="0"/>
+                <w:sz w:val="24"/>
+                <w:szCs w:val="24"/>
+                <w:lang w:val="en-US" w:eastAsia="zh-CN" w:bidi="ar"/>
+              </w:rPr>
+              <w:t>O(log n)</w:t>
+            </w:r>
+          </w:p>
+        </w:tc>
+      </w:tr>
+    </w:tbl>
+    <w:p>
+      <w:pPr>
+        <w:numPr>
+          <w:numId w:val="0"/>
+        </w:numPr>
+        <w:ind w:leftChars="0"/>
+        <w:rPr>
+          <w:rFonts w:hint="default"/>
+          <w:lang w:val="en-US"/>
+        </w:rPr>
+      </w:pPr>
+    </w:p>
+    <w:p>
+      <w:pPr>
+        <w:numPr>
+          <w:ilvl w:val="0"/>
+          <w:numId w:val="1"/>
+        </w:numPr>
+        <w:ind w:left="0" w:leftChars="0" w:firstLine="0" w:firstLineChars="0"/>
+        <w:rPr>
+          <w:rFonts w:hint="default"/>
+          <w:lang w:val="en-US"/>
+        </w:rPr>
+      </w:pPr>
+      <w:r>
+        <w:rPr>
+          <w:rFonts w:hint="default"/>
+          <w:lang w:val="en-US"/>
+        </w:rPr>
+        <w:t xml:space="preserve"> How to create index in MongoDB?</w:t>
+      </w:r>
+    </w:p>
+    <w:p>
+      <w:pPr>
+        <w:numPr>
+          <w:numId w:val="0"/>
+        </w:numPr>
+        <w:rPr>
+          <w:rFonts w:hint="default"/>
+          <w:lang w:val="en-US"/>
+        </w:rPr>
+      </w:pPr>
+      <w:r>
+        <w:rPr>
+          <w:rFonts w:hint="default"/>
+          <w:lang w:val="en-US"/>
+        </w:rPr>
+        <w:t xml:space="preserve">Ans: </w:t>
+      </w:r>
+    </w:p>
+    <w:p>
+      <w:pPr>
+        <w:numPr>
+          <w:numId w:val="0"/>
+        </w:numPr>
+        <w:rPr>
+          <w:rFonts w:hint="default"/>
+          <w:lang w:val="en-US"/>
+        </w:rPr>
+      </w:pPr>
+      <w:r>
+        <w:rPr>
+          <w:rFonts w:hint="default"/>
+          <w:lang w:val="en-US"/>
+        </w:rPr>
+        <w:t>Index creation:</w:t>
+      </w:r>
+    </w:p>
+    <w:p>
+      <w:pPr>
+        <w:numPr>
+          <w:numId w:val="0"/>
+        </w:numPr>
+        <w:rPr>
+          <w:rFonts w:hint="default"/>
+          <w:lang w:val="en-US"/>
+        </w:rPr>
+      </w:pPr>
+      <w:r>
+        <w:rPr>
+          <w:rFonts w:hint="default"/>
+          <w:lang w:val="en-US"/>
+        </w:rPr>
+        <w:t>db.employees.createIndex({ email: 1 })</w:t>
+      </w:r>
+    </w:p>
+    <w:p>
+      <w:pPr>
+        <w:numPr>
+          <w:numId w:val="0"/>
+        </w:numPr>
+        <w:rPr>
+          <w:rFonts w:hint="default"/>
+          <w:lang w:val="en-US"/>
+        </w:rPr>
+      </w:pPr>
+    </w:p>
+    <w:p>
+      <w:pPr>
+        <w:numPr>
+          <w:numId w:val="0"/>
+        </w:numPr>
+        <w:rPr>
+          <w:rFonts w:hint="default"/>
+          <w:lang w:val="en-US"/>
+        </w:rPr>
+      </w:pPr>
+      <w:r>
+        <w:rPr>
+          <w:rFonts w:hint="default"/>
+          <w:lang w:val="en-US"/>
+        </w:rPr>
+        <w:t>Compound Index creation:</w:t>
+      </w:r>
+    </w:p>
+    <w:p>
+      <w:pPr>
+        <w:numPr>
+          <w:numId w:val="0"/>
+        </w:numPr>
+        <w:rPr>
+          <w:rFonts w:hint="default"/>
+          <w:lang w:val="en-US"/>
+        </w:rPr>
+      </w:pPr>
+      <w:r>
+        <w:rPr>
+          <w:rFonts w:hint="default"/>
+          <w:lang w:val="en-US"/>
+        </w:rPr>
+        <w:t>db.employees.createIndex({</w:t>
+      </w:r>
+    </w:p>
+    <w:p>
+      <w:pPr>
+        <w:numPr>
+          <w:numId w:val="0"/>
+        </w:numPr>
+        <w:rPr>
+          <w:rFonts w:hint="default"/>
+          <w:lang w:val="en-US"/>
+        </w:rPr>
+      </w:pPr>
+      <w:r>
+        <w:rPr>
+          <w:rFonts w:hint="default"/>
+          <w:lang w:val="en-US"/>
+        </w:rPr>
+        <w:t xml:space="preserve">    department: 1,</w:t>
+      </w:r>
+    </w:p>
+    <w:p>
+      <w:pPr>
+        <w:numPr>
+          <w:numId w:val="0"/>
+        </w:numPr>
+        <w:rPr>
+          <w:rFonts w:hint="default"/>
+          <w:lang w:val="en-US"/>
+        </w:rPr>
+      </w:pPr>
+      <w:r>
+        <w:rPr>
+          <w:rFonts w:hint="default"/>
+          <w:lang w:val="en-US"/>
+        </w:rPr>
+        <w:t xml:space="preserve">    salary: -1</w:t>
+      </w:r>
+    </w:p>
+    <w:p>
+      <w:pPr>
+        <w:numPr>
+          <w:numId w:val="0"/>
+        </w:numPr>
+        <w:rPr>
+          <w:rFonts w:hint="default"/>
+          <w:lang w:val="en-US"/>
+        </w:rPr>
+      </w:pPr>
+      <w:r>
+        <w:rPr>
+          <w:rFonts w:hint="default"/>
+          <w:lang w:val="en-US"/>
+        </w:rPr>
+        <w:t>})</w:t>
+      </w:r>
+    </w:p>
+    <w:p>
+      <w:pPr>
+        <w:numPr>
+          <w:numId w:val="0"/>
+        </w:numPr>
+        <w:rPr>
+          <w:rFonts w:hint="default"/>
+          <w:lang w:val="en-US"/>
+        </w:rPr>
+      </w:pPr>
+    </w:p>
+    <w:p>
+      <w:pPr>
+        <w:numPr>
+          <w:numId w:val="0"/>
+        </w:numPr>
+        <w:rPr>
+          <w:rFonts w:hint="default"/>
+          <w:lang w:val="en-US"/>
+        </w:rPr>
+      </w:pPr>
+      <w:r>
+        <w:rPr>
+          <w:rFonts w:hint="default"/>
+          <w:lang w:val="en-US"/>
+        </w:rPr>
+        <w:t>Index and Unique key creation:</w:t>
+      </w:r>
+    </w:p>
+    <w:p>
+      <w:pPr>
+        <w:numPr>
+          <w:numId w:val="0"/>
+        </w:numPr>
+        <w:rPr>
+          <w:rFonts w:hint="default"/>
+          <w:lang w:val="en-US"/>
+        </w:rPr>
+      </w:pPr>
+      <w:r>
+        <w:rPr>
+          <w:rFonts w:hint="default"/>
+          <w:lang w:val="en-US"/>
+        </w:rPr>
+        <w:t>db.employees.createIndex(</w:t>
+      </w:r>
+    </w:p>
+    <w:p>
+      <w:pPr>
+        <w:numPr>
+          <w:numId w:val="0"/>
+        </w:numPr>
+        <w:rPr>
+          <w:rFonts w:hint="default"/>
+          <w:lang w:val="en-US"/>
+        </w:rPr>
+      </w:pPr>
+      <w:r>
+        <w:rPr>
+          <w:rFonts w:hint="default"/>
+          <w:lang w:val="en-US"/>
+        </w:rPr>
+        <w:t xml:space="preserve">    { email: 1 },</w:t>
+      </w:r>
+    </w:p>
+    <w:p>
+      <w:pPr>
+        <w:numPr>
+          <w:numId w:val="0"/>
+        </w:numPr>
+        <w:rPr>
+          <w:rFonts w:hint="default"/>
+          <w:lang w:val="en-US"/>
+        </w:rPr>
+      </w:pPr>
+      <w:r>
+        <w:rPr>
+          <w:rFonts w:hint="default"/>
+          <w:lang w:val="en-US"/>
+        </w:rPr>
+        <w:t xml:space="preserve">    { unique: true }</w:t>
+      </w:r>
+    </w:p>
+    <w:p>
+      <w:pPr>
+        <w:numPr>
+          <w:numId w:val="0"/>
+        </w:numPr>
+        <w:rPr>
+          <w:rFonts w:hint="default"/>
+          <w:lang w:val="en-US"/>
+        </w:rPr>
+      </w:pPr>
+      <w:r>
+        <w:rPr>
+          <w:rFonts w:hint="default"/>
+          <w:lang w:val="en-US"/>
+        </w:rPr>
+        <w:t>)</w:t>
+      </w:r>
+    </w:p>
+    <w:p>
+      <w:pPr>
+        <w:numPr>
+          <w:numId w:val="0"/>
+        </w:numPr>
+        <w:rPr>
+          <w:rFonts w:hint="default"/>
+          <w:lang w:val="en-US"/>
+        </w:rPr>
+      </w:pPr>
+    </w:p>
+    <w:p>
+      <w:pPr>
+        <w:numPr>
+          <w:numId w:val="0"/>
+        </w:numPr>
+        <w:rPr>
+          <w:rFonts w:hint="default"/>
+          <w:lang w:val="en-US"/>
+        </w:rPr>
+      </w:pPr>
+      <w:r>
+        <w:rPr>
+          <w:rFonts w:hint="default"/>
+          <w:lang w:val="en-US"/>
+        </w:rPr>
+        <w:t>You generally don't execute createIndex() from Java code. Instead, you annotate the field.</w:t>
+      </w:r>
+    </w:p>
+    <w:p>
+      <w:pPr>
+        <w:numPr>
+          <w:numId w:val="0"/>
+        </w:numPr>
+        <w:rPr>
+          <w:rFonts w:hint="default"/>
+          <w:lang w:val="en-US"/>
+        </w:rPr>
+      </w:pPr>
+      <w:r>
+        <w:rPr>
+          <w:rFonts w:hint="default"/>
+          <w:lang w:val="en-US"/>
+        </w:rPr>
+        <w:t>@Document(collection = "employees")</w:t>
+      </w:r>
+    </w:p>
+    <w:p>
+      <w:pPr>
+        <w:numPr>
+          <w:numId w:val="0"/>
+        </w:numPr>
+        <w:rPr>
+          <w:rFonts w:hint="default"/>
+          <w:lang w:val="en-US"/>
+        </w:rPr>
+      </w:pPr>
+      <w:r>
+        <w:rPr>
+          <w:rFonts w:hint="default"/>
+          <w:lang w:val="en-US"/>
+        </w:rPr>
+        <w:t>public class Employee {</w:t>
+      </w:r>
+    </w:p>
+    <w:p>
+      <w:pPr>
+        <w:numPr>
+          <w:numId w:val="0"/>
+        </w:numPr>
+        <w:rPr>
+          <w:rFonts w:hint="default"/>
+          <w:lang w:val="en-US"/>
+        </w:rPr>
+      </w:pPr>
+    </w:p>
+    <w:p>
+      <w:pPr>
+        <w:numPr>
+          <w:numId w:val="0"/>
+        </w:numPr>
+        <w:rPr>
+          <w:rFonts w:hint="default"/>
+          <w:lang w:val="en-US"/>
+        </w:rPr>
+      </w:pPr>
+      <w:r>
+        <w:rPr>
+          <w:rFonts w:hint="default"/>
+          <w:lang w:val="en-US"/>
+        </w:rPr>
+        <w:t xml:space="preserve">    @Id</w:t>
+      </w:r>
+    </w:p>
+    <w:p>
+      <w:pPr>
+        <w:numPr>
+          <w:numId w:val="0"/>
+        </w:numPr>
+        <w:rPr>
+          <w:rFonts w:hint="default"/>
+          <w:lang w:val="en-US"/>
+        </w:rPr>
+      </w:pPr>
+      <w:r>
+        <w:rPr>
+          <w:rFonts w:hint="default"/>
+          <w:lang w:val="en-US"/>
+        </w:rPr>
+        <w:t xml:space="preserve">    private String id;</w:t>
+      </w:r>
+    </w:p>
+    <w:p>
+      <w:pPr>
+        <w:numPr>
+          <w:numId w:val="0"/>
+        </w:numPr>
+        <w:rPr>
+          <w:rFonts w:hint="default"/>
+          <w:lang w:val="en-US"/>
+        </w:rPr>
+      </w:pPr>
+    </w:p>
+    <w:p>
+      <w:pPr>
+        <w:numPr>
+          <w:numId w:val="0"/>
+        </w:numPr>
+        <w:rPr>
+          <w:rFonts w:hint="default"/>
+          <w:lang w:val="en-US"/>
+        </w:rPr>
+      </w:pPr>
+      <w:r>
+        <w:rPr>
+          <w:rFonts w:hint="default"/>
+          <w:lang w:val="en-US"/>
+        </w:rPr>
+        <w:t xml:space="preserve">    @Indexed(unique = true)</w:t>
+      </w:r>
+    </w:p>
+    <w:p>
+      <w:pPr>
+        <w:numPr>
+          <w:numId w:val="0"/>
+        </w:numPr>
+        <w:rPr>
+          <w:rFonts w:hint="default"/>
+          <w:lang w:val="en-US"/>
+        </w:rPr>
+      </w:pPr>
+      <w:r>
+        <w:rPr>
+          <w:rFonts w:hint="default"/>
+          <w:lang w:val="en-US"/>
+        </w:rPr>
+        <w:t xml:space="preserve">    private String email;</w:t>
+      </w:r>
+    </w:p>
+    <w:p>
+      <w:pPr>
+        <w:numPr>
+          <w:numId w:val="0"/>
+        </w:numPr>
+        <w:rPr>
+          <w:rFonts w:hint="default"/>
+          <w:lang w:val="en-US"/>
+        </w:rPr>
+      </w:pPr>
+      <w:r>
+        <w:rPr>
+          <w:rFonts w:hint="default"/>
+          <w:lang w:val="en-US"/>
+        </w:rPr>
+        <w:t>}</w:t>
+      </w:r>
+    </w:p>
+    <w:p>
+      <w:pPr>
+        <w:numPr>
+          <w:numId w:val="0"/>
+        </w:numPr>
+        <w:rPr>
+          <w:rFonts w:hint="default"/>
+          <w:lang w:val="en-US"/>
+        </w:rPr>
+      </w:pPr>
+    </w:p>
+    <w:p>
+      <w:pPr>
+        <w:numPr>
+          <w:numId w:val="0"/>
+        </w:numPr>
+        <w:rPr>
+          <w:rFonts w:hint="default"/>
+          <w:lang w:val="en-US"/>
+        </w:rPr>
+      </w:pPr>
+    </w:p>
+    <w:p>
+      <w:pPr>
+        <w:numPr>
+          <w:numId w:val="0"/>
+        </w:numPr>
+        <w:rPr>
+          <w:rFonts w:hint="default"/>
+          <w:lang w:val="en-US"/>
+        </w:rPr>
+      </w:pPr>
+    </w:p>
+    <w:p>
+      <w:pPr>
+        <w:numPr>
+          <w:ilvl w:val="0"/>
+          <w:numId w:val="1"/>
+        </w:numPr>
+        <w:ind w:left="0" w:leftChars="0" w:firstLine="0" w:firstLineChars="0"/>
+        <w:rPr>
+          <w:rFonts w:hint="default"/>
+          <w:lang w:val="en-US"/>
+        </w:rPr>
+      </w:pPr>
+      <w:r>
+        <w:rPr>
+          <w:rFonts w:hint="default"/>
+          <w:lang w:val="en-US"/>
+        </w:rPr>
+        <w:t>Need to focus on MongoDB interview questions?</w:t>
+      </w:r>
+    </w:p>
+    <w:p>
+      <w:pPr>
+        <w:numPr>
+          <w:ilvl w:val="0"/>
+          <w:numId w:val="3"/>
+        </w:numPr>
+        <w:rPr>
+          <w:rFonts w:hint="default"/>
+          <w:lang w:val="en-US"/>
+        </w:rPr>
+      </w:pPr>
       <w:bookmarkStart w:id="0" w:name="_GoBack"/>
       <w:bookmarkEnd w:id="0"/>
+    </w:p>
+    <w:p>
+      <w:pPr>
+        <w:numPr>
+          <w:ilvl w:val="0"/>
+          <w:numId w:val="0"/>
+        </w:numPr>
+        <w:ind w:leftChars="0"/>
+        <w:rPr>
+          <w:rFonts w:hint="default"/>
+          <w:lang w:val="en-US"/>
+        </w:rPr>
+      </w:pPr>
+    </w:p>
+    <w:p>
+      <w:pPr>
+        <w:numPr>
+          <w:ilvl w:val="0"/>
+          <w:numId w:val="0"/>
+        </w:numPr>
+        <w:ind w:leftChars="0"/>
+        <w:rPr>
+          <w:rFonts w:hint="default"/>
+          <w:lang w:val="en-US"/>
+        </w:rPr>
+      </w:pPr>
     </w:p>
     <w:sectPr>
       <w:pgSz w:w="11906" w:h="16838"/>
@@ -205,6 +3409,18 @@
     </w:lvl>
   </w:abstractNum>
   <w:abstractNum w:abstractNumId="1">
+    <w:nsid w:val="23C66FBD"/>
+    <w:multiLevelType w:val="singleLevel"/>
+    <w:tmpl w:val="23C66FBD"/>
+    <w:lvl w:ilvl="0" w:tentative="0">
+      <w:start w:val="1"/>
+      <w:numFmt w:val="upperLetter"/>
+      <w:suff w:val="space"/>
+      <w:lvlText w:val="%1."/>
+      <w:lvlJc w:val="left"/>
+    </w:lvl>
+  </w:abstractNum>
+  <w:abstractNum w:abstractNumId="2">
     <w:nsid w:val="303D8B1D"/>
     <w:multiLevelType w:val="singleLevel"/>
     <w:tmpl w:val="303D8B1D"/>
@@ -217,10 +3433,13 @@
     </w:lvl>
   </w:abstractNum>
   <w:num w:numId="1">
-    <w:abstractNumId w:val="1"/>
+    <w:abstractNumId w:val="2"/>
   </w:num>
   <w:num w:numId="2">
     <w:abstractNumId w:val="0"/>
+  </w:num>
+  <w:num w:numId="3">
+    <w:abstractNumId w:val="1"/>
   </w:num>
 </w:numbering>
 </file>
@@ -230,7 +3449,7 @@
   <w:docDefaults>
     <w:rPrDefault>
       <w:rPr>
-        <w:rFonts w:asciiTheme="minorHAnsi" w:hAnsiTheme="minorHAnsi" w:eastAsiaTheme="minorEastAsia" w:cstheme="minorBidi"/>
+        <w:rFonts w:ascii="Times New Roman" w:hAnsi="Times New Roman" w:eastAsia="SimSun" w:cs="Times New Roman"/>
       </w:rPr>
     </w:rPrDefault>
     <w:pPrDefault/>
@@ -514,6 +3733,26 @@
       </w:tblCellMar>
     </w:tblPr>
   </w:style>
+  <w:style w:type="character" w:styleId="4">
+    <w:name w:val="HTML Code"/>
+    <w:basedOn w:val="2"/>
+    <w:uiPriority w:val="0"/>
+    <w:rPr>
+      <w:rFonts w:ascii="Courier New" w:hAnsi="Courier New" w:cs="Courier New"/>
+      <w:sz w:val="20"/>
+      <w:szCs w:val="20"/>
+    </w:rPr>
+  </w:style>
+  <w:style w:type="character" w:styleId="5">
+    <w:name w:val="Strong"/>
+    <w:basedOn w:val="2"/>
+    <w:qFormat/>
+    <w:uiPriority w:val="0"/>
+    <w:rPr>
+      <w:b/>
+      <w:bCs/>
+    </w:rPr>
+  </w:style>
 </w:styles>
 </file>
 
